--- a/bases/WIM_FIn/projects/IMDEV-8662 Тесты/ПланИТТестирования_8662_Замеры.docx
+++ b/bases/WIM_FIn/projects/IMDEV-8662 Тесты/ПланИТТестирования_8662_Замеры.docx
@@ -4678,7 +4678,15 @@
           <w:szCs w:val="18"/>
           <w:lang w:val="ru-RU"/>
         </w:rPr>
-        <w:t>озможно как-то просто отключить!!!</w:t>
+        <w:t xml:space="preserve">озможно </w:t>
+      </w:r>
+      <w:r>
+        <w:rPr>
+          <w:sz w:val="18"/>
+          <w:szCs w:val="18"/>
+          <w:lang w:val="ru-RU"/>
+        </w:rPr>
+        <w:t>как-то просто отключить.</w:t>
       </w:r>
     </w:p>
     <w:p>
@@ -7049,21 +7057,111 @@
     </w:p>
     <w:p>
       <w:pPr>
-        <w:jc w:val="center"/>
-        <w:rPr>
-          <w:sz w:val="28"/>
-          <w:szCs w:val="28"/>
-          <w:lang w:val="ru-RU"/>
-        </w:rPr>
-      </w:pPr>
-      <w:r>
-        <w:rPr>
-          <w:sz w:val="28"/>
-          <w:szCs w:val="28"/>
-          <w:highlight w:val="green"/>
-          <w:lang w:val="ru-RU"/>
-        </w:rPr>
-        <w:t>ЗАМЕНА ПАУЗЫ</w:t>
+        <w:rPr>
+          <w:sz w:val="18"/>
+          <w:szCs w:val="18"/>
+          <w:lang w:val="ru-RU"/>
+        </w:rPr>
+      </w:pPr>
+    </w:p>
+    <w:p>
+      <w:pPr>
+        <w:rPr>
+          <w:sz w:val="18"/>
+          <w:szCs w:val="18"/>
+          <w:lang w:val="ru-RU"/>
+        </w:rPr>
+      </w:pPr>
+    </w:p>
+    <w:p>
+      <w:pPr>
+        <w:rPr>
+          <w:sz w:val="18"/>
+          <w:szCs w:val="18"/>
+          <w:lang w:val="ru-RU"/>
+        </w:rPr>
+      </w:pPr>
+    </w:p>
+    <w:p>
+      <w:pPr>
+        <w:rPr>
+          <w:sz w:val="18"/>
+          <w:szCs w:val="18"/>
+          <w:lang w:val="ru-RU"/>
+        </w:rPr>
+      </w:pPr>
+    </w:p>
+    <w:p>
+      <w:pPr>
+        <w:rPr>
+          <w:sz w:val="18"/>
+          <w:szCs w:val="18"/>
+          <w:lang w:val="ru-RU"/>
+        </w:rPr>
+      </w:pPr>
+    </w:p>
+    <w:p>
+      <w:pPr>
+        <w:rPr>
+          <w:sz w:val="18"/>
+          <w:szCs w:val="18"/>
+          <w:lang w:val="ru-RU"/>
+        </w:rPr>
+      </w:pPr>
+    </w:p>
+    <w:p>
+      <w:pPr>
+        <w:rPr>
+          <w:sz w:val="18"/>
+          <w:szCs w:val="18"/>
+          <w:lang w:val="ru-RU"/>
+        </w:rPr>
+      </w:pPr>
+    </w:p>
+    <w:p>
+      <w:pPr>
+        <w:rPr>
+          <w:sz w:val="18"/>
+          <w:szCs w:val="18"/>
+          <w:lang w:val="ru-RU"/>
+        </w:rPr>
+      </w:pPr>
+    </w:p>
+    <w:p>
+      <w:pPr>
+        <w:rPr>
+          <w:sz w:val="18"/>
+          <w:szCs w:val="18"/>
+          <w:lang w:val="ru-RU"/>
+        </w:rPr>
+      </w:pPr>
+    </w:p>
+    <w:p>
+      <w:pPr>
+        <w:rPr>
+          <w:sz w:val="18"/>
+          <w:szCs w:val="18"/>
+          <w:lang w:val="ru-RU"/>
+        </w:rPr>
+      </w:pPr>
+    </w:p>
+    <w:p>
+      <w:pPr>
+        <w:rPr>
+          <w:sz w:val="18"/>
+          <w:szCs w:val="18"/>
+          <w:lang w:val="ru-RU"/>
+        </w:rPr>
+      </w:pPr>
+      <w:r>
+        <w:rPr>
+          <w:sz w:val="18"/>
+          <w:szCs w:val="18"/>
+          <w:highlight w:val="cyan"/>
+          <w:lang w:val="ru-RU"/>
+        </w:rPr>
+        <w:lastRenderedPageBreak/>
+        <w:t>Проведем исполнение 600 сделок, загруженных после обмена из ДУ в ФИН:</w:t>
       </w:r>
     </w:p>
     <w:p>
@@ -7082,10 +7180,10 @@
           <w:lang w:val="ru-RU" w:eastAsia="ru-RU"/>
         </w:rPr>
         <w:drawing>
-          <wp:inline distT="0" distB="0" distL="0" distR="0" wp14:anchorId="00AAC902" wp14:editId="36921CD4">
-            <wp:extent cx="6152515" cy="1860550"/>
-            <wp:effectExtent l="0" t="0" r="635" b="6350"/>
-            <wp:docPr id="38" name="Picture 38"/>
+          <wp:inline distT="0" distB="0" distL="0" distR="0" wp14:anchorId="5A57EE0D" wp14:editId="1A4F3DFC">
+            <wp:extent cx="6152515" cy="4266565"/>
+            <wp:effectExtent l="0" t="0" r="635" b="635"/>
+            <wp:docPr id="44" name="Picture 44"/>
             <wp:cNvGraphicFramePr>
               <a:graphicFrameLocks xmlns:a="http://schemas.openxmlformats.org/drawingml/2006/main" noChangeAspect="1"/>
             </wp:cNvGraphicFramePr>
@@ -7105,7 +7203,7 @@
                   <pic:spPr>
                     <a:xfrm>
                       <a:off x="0" y="0"/>
-                      <a:ext cx="6152515" cy="1860550"/>
+                      <a:ext cx="6152515" cy="4266565"/>
                     </a:xfrm>
                     <a:prstGeom prst="rect">
                       <a:avLst/>
@@ -7126,1714 +7224,18 @@
           <w:lang w:val="ru-RU"/>
         </w:rPr>
       </w:pPr>
-    </w:p>
-    <w:p>
-      <w:pPr>
-        <w:rPr>
-          <w:sz w:val="18"/>
-          <w:szCs w:val="18"/>
-          <w:lang w:val="ru-RU"/>
-        </w:rPr>
-      </w:pPr>
-    </w:p>
-    <w:p>
-      <w:pPr>
-        <w:rPr>
-          <w:color w:val="FF0000"/>
-          <w:sz w:val="18"/>
-          <w:szCs w:val="18"/>
-          <w:lang w:val="ru-RU"/>
-        </w:rPr>
-      </w:pPr>
-      <w:r>
-        <w:rPr>
-          <w:color w:val="FF0000"/>
-          <w:sz w:val="18"/>
-          <w:szCs w:val="18"/>
-          <w:lang w:val="ru-RU"/>
-        </w:rPr>
-        <w:t xml:space="preserve">ПРОБЛЕМА </w:t>
-      </w:r>
-      <w:proofErr w:type="gramStart"/>
-      <w:r>
-        <w:rPr>
-          <w:color w:val="FF0000"/>
-          <w:sz w:val="18"/>
-          <w:szCs w:val="18"/>
-          <w:lang w:val="ru-RU"/>
-        </w:rPr>
-        <w:t>1  -</w:t>
-      </w:r>
-      <w:proofErr w:type="gramEnd"/>
-      <w:r>
-        <w:rPr>
-          <w:color w:val="FF0000"/>
-          <w:sz w:val="18"/>
-          <w:szCs w:val="18"/>
-          <w:lang w:val="ru-RU"/>
-        </w:rPr>
-        <w:t xml:space="preserve"> ошибки при обмене</w:t>
-      </w:r>
-    </w:p>
-    <w:p>
-      <w:pPr>
-        <w:rPr>
-          <w:sz w:val="18"/>
-          <w:szCs w:val="18"/>
-          <w:lang w:val="ru-RU"/>
-        </w:rPr>
-      </w:pPr>
-    </w:p>
-    <w:p>
-      <w:pPr>
-        <w:rPr>
-          <w:color w:val="FF0000"/>
-          <w:sz w:val="18"/>
-          <w:szCs w:val="18"/>
-          <w:lang w:val="ru-RU"/>
-        </w:rPr>
-      </w:pPr>
-      <w:r>
-        <w:rPr>
-          <w:color w:val="FF0000"/>
-          <w:sz w:val="18"/>
-          <w:szCs w:val="18"/>
-          <w:lang w:val="ru-RU"/>
-        </w:rPr>
-        <w:t xml:space="preserve">ПРОБЛЕМА </w:t>
-      </w:r>
-      <w:proofErr w:type="gramStart"/>
-      <w:r>
-        <w:rPr>
-          <w:color w:val="FF0000"/>
-          <w:sz w:val="18"/>
-          <w:szCs w:val="18"/>
-          <w:lang w:val="ru-RU"/>
-        </w:rPr>
-        <w:t>2  -</w:t>
-      </w:r>
-      <w:proofErr w:type="gramEnd"/>
-      <w:r>
-        <w:rPr>
-          <w:color w:val="FF0000"/>
-          <w:sz w:val="18"/>
-          <w:szCs w:val="18"/>
-          <w:lang w:val="ru-RU"/>
-        </w:rPr>
-        <w:t xml:space="preserve"> Долгая операция поиска подчиненных через критерий отбора!!  </w:t>
-      </w:r>
-    </w:p>
-    <w:p>
-      <w:pPr>
-        <w:rPr>
-          <w:sz w:val="18"/>
-          <w:szCs w:val="18"/>
-          <w:lang w:val="ru-RU"/>
-        </w:rPr>
-      </w:pPr>
-    </w:p>
-    <w:p>
-      <w:pPr>
-        <w:rPr>
-          <w:sz w:val="18"/>
-          <w:szCs w:val="18"/>
-          <w:lang w:val="ru-RU"/>
-        </w:rPr>
-      </w:pPr>
-    </w:p>
-    <w:p>
-      <w:pPr>
-        <w:rPr>
-          <w:sz w:val="18"/>
-          <w:szCs w:val="18"/>
-          <w:lang w:val="ru-RU"/>
-        </w:rPr>
-      </w:pPr>
-      <w:r>
-        <w:rPr>
-          <w:sz w:val="18"/>
-          <w:szCs w:val="18"/>
-          <w:lang w:val="ru-RU"/>
-        </w:rPr>
-        <w:t xml:space="preserve">Процедура </w:t>
-      </w:r>
-      <w:proofErr w:type="spellStart"/>
-      <w:r>
-        <w:rPr>
-          <w:sz w:val="18"/>
-          <w:szCs w:val="18"/>
-          <w:lang w:val="ru-RU"/>
-        </w:rPr>
-        <w:t>Выполнение</w:t>
-      </w:r>
-      <w:r>
-        <w:rPr>
-          <w:sz w:val="18"/>
-          <w:szCs w:val="18"/>
-          <w:lang w:val="ru-RU"/>
-        </w:rPr>
-        <w:t>_СтартИзмененныхБППослеЗагрузки</w:t>
-      </w:r>
-      <w:proofErr w:type="spellEnd"/>
-      <w:r>
-        <w:rPr>
-          <w:sz w:val="18"/>
-          <w:szCs w:val="18"/>
-          <w:lang w:val="ru-RU"/>
-        </w:rPr>
-        <w:t>:</w:t>
-      </w:r>
-    </w:p>
-    <w:p>
-      <w:pPr>
-        <w:rPr>
-          <w:sz w:val="18"/>
-          <w:szCs w:val="18"/>
-          <w:lang w:val="ru-RU"/>
-        </w:rPr>
-      </w:pPr>
-      <w:r>
-        <w:rPr>
-          <w:sz w:val="18"/>
-          <w:szCs w:val="18"/>
-          <w:lang w:val="ru-RU"/>
-        </w:rPr>
-        <w:tab/>
-        <w:t>Попытка</w:t>
-      </w:r>
-    </w:p>
-    <w:p>
-      <w:pPr>
-        <w:rPr>
-          <w:sz w:val="18"/>
-          <w:szCs w:val="18"/>
-          <w:lang w:val="ru-RU"/>
-        </w:rPr>
-      </w:pPr>
-      <w:r>
-        <w:rPr>
-          <w:sz w:val="18"/>
-          <w:szCs w:val="18"/>
-          <w:lang w:val="ru-RU"/>
-        </w:rPr>
-        <w:tab/>
-      </w:r>
-      <w:r>
-        <w:rPr>
-          <w:sz w:val="18"/>
-          <w:szCs w:val="18"/>
-          <w:lang w:val="ru-RU"/>
-        </w:rPr>
-        <w:tab/>
-      </w:r>
-      <w:proofErr w:type="spellStart"/>
-      <w:r>
-        <w:rPr>
-          <w:sz w:val="18"/>
-          <w:szCs w:val="18"/>
-          <w:lang w:val="ru-RU"/>
-        </w:rPr>
-        <w:t>БПОбъект</w:t>
-      </w:r>
-      <w:proofErr w:type="spellEnd"/>
-      <w:r>
-        <w:rPr>
-          <w:sz w:val="18"/>
-          <w:szCs w:val="18"/>
-          <w:lang w:val="ru-RU"/>
-        </w:rPr>
-        <w:t xml:space="preserve"> = </w:t>
-      </w:r>
-      <w:proofErr w:type="spellStart"/>
-      <w:r>
-        <w:rPr>
-          <w:sz w:val="18"/>
-          <w:szCs w:val="18"/>
-          <w:lang w:val="ru-RU"/>
-        </w:rPr>
-        <w:t>БПСсылка.ПолучитьОбъект</w:t>
-      </w:r>
-      <w:proofErr w:type="spellEnd"/>
-      <w:r>
-        <w:rPr>
-          <w:sz w:val="18"/>
-          <w:szCs w:val="18"/>
-          <w:lang w:val="ru-RU"/>
-        </w:rPr>
-        <w:t>();</w:t>
-      </w:r>
-    </w:p>
-    <w:p>
-      <w:pPr>
-        <w:rPr>
-          <w:sz w:val="18"/>
-          <w:szCs w:val="18"/>
-          <w:lang w:val="ru-RU"/>
-        </w:rPr>
-      </w:pPr>
-      <w:r>
-        <w:rPr>
-          <w:sz w:val="18"/>
-          <w:szCs w:val="18"/>
-          <w:lang w:val="ru-RU"/>
-        </w:rPr>
-        <w:tab/>
-      </w:r>
-      <w:r>
-        <w:rPr>
-          <w:sz w:val="18"/>
-          <w:szCs w:val="18"/>
-          <w:lang w:val="ru-RU"/>
-        </w:rPr>
-        <w:tab/>
-      </w:r>
-      <w:proofErr w:type="spellStart"/>
-      <w:r>
-        <w:rPr>
-          <w:sz w:val="18"/>
-          <w:szCs w:val="18"/>
-          <w:lang w:val="ru-RU"/>
-        </w:rPr>
-        <w:t>БПОбъект.Записать</w:t>
-      </w:r>
-      <w:proofErr w:type="spellEnd"/>
-      <w:r>
-        <w:rPr>
-          <w:sz w:val="18"/>
-          <w:szCs w:val="18"/>
-          <w:lang w:val="ru-RU"/>
-        </w:rPr>
-        <w:t>();</w:t>
-      </w:r>
-    </w:p>
-    <w:p>
-      <w:pPr>
-        <w:rPr>
-          <w:sz w:val="18"/>
-          <w:szCs w:val="18"/>
-          <w:lang w:val="ru-RU"/>
-        </w:rPr>
-      </w:pPr>
-    </w:p>
-    <w:p>
-      <w:pPr>
-        <w:rPr>
-          <w:sz w:val="18"/>
-          <w:szCs w:val="18"/>
-          <w:lang w:val="ru-RU"/>
-        </w:rPr>
-      </w:pPr>
-      <w:r>
-        <w:rPr>
-          <w:sz w:val="18"/>
-          <w:szCs w:val="18"/>
-          <w:lang w:val="ru-RU"/>
-        </w:rPr>
-        <w:t>При записи срабатывает подписка:</w:t>
-      </w:r>
-    </w:p>
-    <w:p>
-      <w:pPr>
-        <w:rPr>
-          <w:sz w:val="18"/>
-          <w:szCs w:val="18"/>
-          <w:lang w:val="ru-RU"/>
-        </w:rPr>
-      </w:pPr>
-      <w:r>
-        <w:rPr>
-          <w:sz w:val="18"/>
-          <w:szCs w:val="18"/>
-          <w:lang w:val="ru-RU"/>
-        </w:rPr>
-        <w:t xml:space="preserve">Процедура </w:t>
-      </w:r>
-      <w:proofErr w:type="spellStart"/>
-      <w:r>
-        <w:rPr>
-          <w:sz w:val="18"/>
-          <w:szCs w:val="18"/>
-          <w:lang w:val="ru-RU"/>
-        </w:rPr>
-        <w:t>УстановитьПометкуУдаленияБизнесПроцессов</w:t>
-      </w:r>
-      <w:proofErr w:type="spellEnd"/>
-    </w:p>
-    <w:p>
-      <w:pPr>
-        <w:rPr>
-          <w:sz w:val="18"/>
-          <w:szCs w:val="18"/>
-          <w:lang w:val="ru-RU"/>
-        </w:rPr>
-      </w:pPr>
-    </w:p>
-    <w:p>
-      <w:pPr>
-        <w:rPr>
-          <w:sz w:val="18"/>
-          <w:szCs w:val="18"/>
-          <w:lang w:val="ru-RU"/>
-        </w:rPr>
-      </w:pPr>
-      <w:r>
-        <w:rPr>
-          <w:sz w:val="18"/>
-          <w:szCs w:val="18"/>
-          <w:lang w:val="ru-RU"/>
-        </w:rPr>
-        <w:t>Строка:</w:t>
-      </w:r>
-    </w:p>
-    <w:p>
-      <w:pPr>
-        <w:rPr>
-          <w:sz w:val="18"/>
-          <w:szCs w:val="18"/>
-          <w:lang w:val="ru-RU"/>
-        </w:rPr>
-      </w:pPr>
-      <w:r>
-        <w:rPr>
-          <w:sz w:val="18"/>
-          <w:szCs w:val="18"/>
-          <w:lang w:val="ru-RU"/>
-        </w:rPr>
-        <w:tab/>
-      </w:r>
-      <w:r>
-        <w:rPr>
-          <w:sz w:val="18"/>
-          <w:szCs w:val="18"/>
-          <w:lang w:val="ru-RU"/>
-        </w:rPr>
-        <w:tab/>
-        <w:t xml:space="preserve">// Помечаем/снимаем пометку на удаление у всех связанных с </w:t>
-      </w:r>
-      <w:proofErr w:type="spellStart"/>
-      <w:r>
-        <w:rPr>
-          <w:sz w:val="18"/>
-          <w:szCs w:val="18"/>
-          <w:lang w:val="ru-RU"/>
-        </w:rPr>
-        <w:t>бизне</w:t>
-      </w:r>
-      <w:proofErr w:type="spellEnd"/>
-      <w:r>
-        <w:rPr>
-          <w:sz w:val="18"/>
-          <w:szCs w:val="18"/>
-          <w:lang w:val="ru-RU"/>
-        </w:rPr>
-        <w:t xml:space="preserve">-процессом документов </w:t>
-      </w:r>
-    </w:p>
-    <w:p>
-      <w:pPr>
-        <w:rPr>
-          <w:sz w:val="18"/>
-          <w:szCs w:val="18"/>
-          <w:lang w:val="ru-RU"/>
-        </w:rPr>
-      </w:pPr>
-      <w:r>
-        <w:rPr>
-          <w:sz w:val="18"/>
-          <w:szCs w:val="18"/>
-          <w:lang w:val="ru-RU"/>
-        </w:rPr>
-        <w:tab/>
-      </w:r>
-      <w:r>
-        <w:rPr>
-          <w:sz w:val="18"/>
-          <w:szCs w:val="18"/>
-          <w:lang w:val="ru-RU"/>
-        </w:rPr>
-        <w:tab/>
-      </w:r>
-      <w:proofErr w:type="spellStart"/>
-      <w:r>
-        <w:rPr>
-          <w:sz w:val="18"/>
-          <w:szCs w:val="18"/>
-          <w:lang w:val="ru-RU"/>
-        </w:rPr>
-        <w:t>МассивСсылок</w:t>
-      </w:r>
-      <w:proofErr w:type="spellEnd"/>
-      <w:r>
-        <w:rPr>
-          <w:sz w:val="18"/>
-          <w:szCs w:val="18"/>
-          <w:lang w:val="ru-RU"/>
-        </w:rPr>
-        <w:t xml:space="preserve"> = КритерииОтбора.ДокументыПоБизнеспроцессам.</w:t>
-      </w:r>
-      <w:proofErr w:type="gramStart"/>
-      <w:r>
-        <w:rPr>
-          <w:sz w:val="18"/>
-          <w:szCs w:val="18"/>
-          <w:lang w:val="ru-RU"/>
-        </w:rPr>
-        <w:t>НайтиДокументы(</w:t>
-      </w:r>
-      <w:proofErr w:type="gramEnd"/>
-      <w:r>
-        <w:rPr>
-          <w:sz w:val="18"/>
-          <w:szCs w:val="18"/>
-          <w:lang w:val="ru-RU"/>
-        </w:rPr>
-        <w:t xml:space="preserve">Источник.Ссылка, Не </w:t>
-      </w:r>
-      <w:proofErr w:type="spellStart"/>
-      <w:r>
-        <w:rPr>
-          <w:sz w:val="18"/>
-          <w:szCs w:val="18"/>
-          <w:lang w:val="ru-RU"/>
-        </w:rPr>
-        <w:t>Источник.ПометкаУдаления</w:t>
-      </w:r>
-      <w:proofErr w:type="spellEnd"/>
-      <w:r>
-        <w:rPr>
-          <w:sz w:val="18"/>
-          <w:szCs w:val="18"/>
-          <w:lang w:val="ru-RU"/>
-        </w:rPr>
-        <w:t>);</w:t>
-      </w:r>
-    </w:p>
-    <w:p>
-      <w:pPr>
-        <w:rPr>
-          <w:sz w:val="18"/>
-          <w:szCs w:val="18"/>
-          <w:lang w:val="ru-RU"/>
-        </w:rPr>
-      </w:pPr>
-    </w:p>
-    <w:p>
-      <w:pPr>
-        <w:pBdr>
-          <w:bottom w:val="double" w:sz="6" w:space="1" w:color="auto"/>
-        </w:pBdr>
-        <w:rPr>
-          <w:sz w:val="18"/>
-          <w:szCs w:val="18"/>
-          <w:lang w:val="ru-RU"/>
-        </w:rPr>
-      </w:pPr>
-      <w:r>
-        <w:rPr>
-          <w:sz w:val="18"/>
-          <w:szCs w:val="18"/>
-          <w:lang w:val="ru-RU"/>
-        </w:rPr>
-        <w:t>Очень долго выполняется:</w:t>
-      </w:r>
-    </w:p>
-    <w:p>
-      <w:pPr>
-        <w:rPr>
-          <w:sz w:val="12"/>
-          <w:szCs w:val="12"/>
-          <w:lang w:val="ru-RU"/>
-        </w:rPr>
-      </w:pPr>
-      <w:r>
-        <w:rPr>
-          <w:sz w:val="12"/>
-          <w:szCs w:val="12"/>
-          <w:lang w:val="ru-RU"/>
-        </w:rPr>
-        <w:t xml:space="preserve">Функция </w:t>
-      </w:r>
-      <w:proofErr w:type="spellStart"/>
-      <w:proofErr w:type="gramStart"/>
-      <w:r>
-        <w:rPr>
-          <w:sz w:val="12"/>
-          <w:szCs w:val="12"/>
-          <w:lang w:val="ru-RU"/>
-        </w:rPr>
-        <w:t>НайтиДокументы</w:t>
-      </w:r>
-      <w:proofErr w:type="spellEnd"/>
-      <w:r>
-        <w:rPr>
-          <w:sz w:val="12"/>
-          <w:szCs w:val="12"/>
-          <w:lang w:val="ru-RU"/>
-        </w:rPr>
-        <w:t>(</w:t>
-      </w:r>
-      <w:proofErr w:type="gramEnd"/>
-      <w:r>
-        <w:rPr>
-          <w:sz w:val="12"/>
-          <w:szCs w:val="12"/>
-          <w:lang w:val="ru-RU"/>
-        </w:rPr>
-        <w:t xml:space="preserve">Основание, </w:t>
-      </w:r>
-      <w:proofErr w:type="spellStart"/>
-      <w:r>
-        <w:rPr>
-          <w:sz w:val="12"/>
-          <w:szCs w:val="12"/>
-          <w:lang w:val="ru-RU"/>
-        </w:rPr>
-        <w:t>ПометкаУдаления</w:t>
-      </w:r>
-      <w:proofErr w:type="spellEnd"/>
-      <w:r>
-        <w:rPr>
-          <w:sz w:val="12"/>
-          <w:szCs w:val="12"/>
-          <w:lang w:val="ru-RU"/>
-        </w:rPr>
-        <w:t xml:space="preserve"> = </w:t>
-      </w:r>
-      <w:proofErr w:type="spellStart"/>
-      <w:r>
-        <w:rPr>
-          <w:sz w:val="12"/>
-          <w:szCs w:val="12"/>
-          <w:lang w:val="ru-RU"/>
-        </w:rPr>
-        <w:t>Неопределено</w:t>
-      </w:r>
-      <w:proofErr w:type="spellEnd"/>
-      <w:r>
-        <w:rPr>
-          <w:sz w:val="12"/>
-          <w:szCs w:val="12"/>
-          <w:lang w:val="ru-RU"/>
-        </w:rPr>
-        <w:t>) Экспорт</w:t>
-      </w:r>
-    </w:p>
-    <w:p>
-      <w:pPr>
-        <w:rPr>
-          <w:sz w:val="12"/>
-          <w:szCs w:val="12"/>
-          <w:lang w:val="ru-RU"/>
-        </w:rPr>
-      </w:pPr>
-      <w:r>
-        <w:rPr>
-          <w:sz w:val="12"/>
-          <w:szCs w:val="12"/>
-          <w:lang w:val="ru-RU"/>
-        </w:rPr>
-        <w:tab/>
-      </w:r>
-    </w:p>
-    <w:p>
-      <w:pPr>
-        <w:rPr>
-          <w:sz w:val="12"/>
-          <w:szCs w:val="12"/>
-          <w:lang w:val="ru-RU"/>
-        </w:rPr>
-      </w:pPr>
-      <w:r>
-        <w:rPr>
-          <w:sz w:val="12"/>
-          <w:szCs w:val="12"/>
-          <w:lang w:val="ru-RU"/>
-        </w:rPr>
-        <w:tab/>
-        <w:t xml:space="preserve">Запрос = Новый Запрос;   </w:t>
-      </w:r>
-    </w:p>
-    <w:p>
-      <w:pPr>
-        <w:rPr>
-          <w:sz w:val="12"/>
-          <w:szCs w:val="12"/>
-          <w:lang w:val="ru-RU"/>
-        </w:rPr>
-      </w:pPr>
-    </w:p>
-    <w:p>
-      <w:pPr>
-        <w:rPr>
-          <w:sz w:val="12"/>
-          <w:szCs w:val="12"/>
-          <w:lang w:val="ru-RU"/>
-        </w:rPr>
-      </w:pPr>
-      <w:r>
-        <w:rPr>
-          <w:sz w:val="12"/>
-          <w:szCs w:val="12"/>
-          <w:lang w:val="ru-RU"/>
-        </w:rPr>
-        <w:tab/>
-      </w:r>
-      <w:proofErr w:type="spellStart"/>
-      <w:r>
-        <w:rPr>
-          <w:sz w:val="12"/>
-          <w:szCs w:val="12"/>
-          <w:lang w:val="ru-RU"/>
-        </w:rPr>
-        <w:t>Запрос.УстановитьПараметр</w:t>
-      </w:r>
-      <w:proofErr w:type="spellEnd"/>
-      <w:r>
-        <w:rPr>
-          <w:sz w:val="12"/>
-          <w:szCs w:val="12"/>
-          <w:lang w:val="ru-RU"/>
-        </w:rPr>
-        <w:t xml:space="preserve">("Основание", </w:t>
-      </w:r>
-      <w:r>
-        <w:rPr>
-          <w:sz w:val="12"/>
-          <w:szCs w:val="12"/>
-          <w:lang w:val="ru-RU"/>
-        </w:rPr>
-        <w:tab/>
-      </w:r>
-      <w:r>
-        <w:rPr>
-          <w:sz w:val="12"/>
-          <w:szCs w:val="12"/>
-          <w:lang w:val="ru-RU"/>
-        </w:rPr>
-        <w:tab/>
-      </w:r>
-      <w:r>
-        <w:rPr>
-          <w:sz w:val="12"/>
-          <w:szCs w:val="12"/>
-          <w:lang w:val="ru-RU"/>
-        </w:rPr>
-        <w:tab/>
-        <w:t>Основание);</w:t>
-      </w:r>
-    </w:p>
-    <w:p>
-      <w:pPr>
-        <w:rPr>
-          <w:sz w:val="12"/>
-          <w:szCs w:val="12"/>
-          <w:lang w:val="ru-RU"/>
-        </w:rPr>
-      </w:pPr>
-      <w:r>
-        <w:rPr>
-          <w:sz w:val="12"/>
-          <w:szCs w:val="12"/>
-          <w:lang w:val="ru-RU"/>
-        </w:rPr>
-        <w:tab/>
-      </w:r>
-      <w:proofErr w:type="spellStart"/>
-      <w:r>
-        <w:rPr>
-          <w:sz w:val="12"/>
-          <w:szCs w:val="12"/>
-          <w:lang w:val="ru-RU"/>
-        </w:rPr>
-        <w:t>Запрос.УстановитьПараметр</w:t>
-      </w:r>
-      <w:proofErr w:type="spellEnd"/>
-      <w:r>
-        <w:rPr>
-          <w:sz w:val="12"/>
-          <w:szCs w:val="12"/>
-          <w:lang w:val="ru-RU"/>
-        </w:rPr>
-        <w:t>("</w:t>
-      </w:r>
-      <w:proofErr w:type="spellStart"/>
-      <w:r>
-        <w:rPr>
-          <w:sz w:val="12"/>
-          <w:szCs w:val="12"/>
-          <w:lang w:val="ru-RU"/>
-        </w:rPr>
-        <w:t>ПометкаУдаления</w:t>
-      </w:r>
-      <w:proofErr w:type="spellEnd"/>
-      <w:r>
-        <w:rPr>
-          <w:sz w:val="12"/>
-          <w:szCs w:val="12"/>
-          <w:lang w:val="ru-RU"/>
-        </w:rPr>
-        <w:t xml:space="preserve">", </w:t>
-      </w:r>
-      <w:r>
-        <w:rPr>
-          <w:sz w:val="12"/>
-          <w:szCs w:val="12"/>
-          <w:lang w:val="ru-RU"/>
-        </w:rPr>
-        <w:tab/>
-      </w:r>
-      <w:proofErr w:type="spellStart"/>
-      <w:r>
-        <w:rPr>
-          <w:sz w:val="12"/>
-          <w:szCs w:val="12"/>
-          <w:lang w:val="ru-RU"/>
-        </w:rPr>
-        <w:t>ПометкаУдаления</w:t>
-      </w:r>
-      <w:proofErr w:type="spellEnd"/>
-      <w:r>
-        <w:rPr>
-          <w:sz w:val="12"/>
-          <w:szCs w:val="12"/>
-          <w:lang w:val="ru-RU"/>
-        </w:rPr>
-        <w:t>);</w:t>
-      </w:r>
-    </w:p>
-    <w:p>
-      <w:pPr>
-        <w:rPr>
-          <w:sz w:val="12"/>
-          <w:szCs w:val="12"/>
-          <w:lang w:val="ru-RU"/>
-        </w:rPr>
-      </w:pPr>
-      <w:r>
-        <w:rPr>
-          <w:sz w:val="12"/>
-          <w:szCs w:val="12"/>
-          <w:lang w:val="ru-RU"/>
-        </w:rPr>
-        <w:tab/>
-      </w:r>
-    </w:p>
-    <w:p>
-      <w:pPr>
-        <w:rPr>
-          <w:sz w:val="12"/>
-          <w:szCs w:val="12"/>
-          <w:lang w:val="ru-RU"/>
-        </w:rPr>
-      </w:pPr>
-      <w:r>
-        <w:rPr>
-          <w:sz w:val="12"/>
-          <w:szCs w:val="12"/>
-          <w:lang w:val="ru-RU"/>
-        </w:rPr>
-        <w:tab/>
-      </w:r>
-      <w:proofErr w:type="spellStart"/>
-      <w:r>
-        <w:rPr>
-          <w:sz w:val="12"/>
-          <w:szCs w:val="12"/>
-          <w:lang w:val="ru-RU"/>
-        </w:rPr>
-        <w:t>Запрос.Текст</w:t>
-      </w:r>
-      <w:proofErr w:type="spellEnd"/>
-      <w:r>
-        <w:rPr>
-          <w:sz w:val="12"/>
-          <w:szCs w:val="12"/>
-          <w:lang w:val="ru-RU"/>
-        </w:rPr>
-        <w:t xml:space="preserve"> =</w:t>
-      </w:r>
-    </w:p>
-    <w:p>
-      <w:pPr>
-        <w:rPr>
-          <w:sz w:val="12"/>
-          <w:szCs w:val="12"/>
-          <w:lang w:val="ru-RU"/>
-        </w:rPr>
-      </w:pPr>
-      <w:r>
-        <w:rPr>
-          <w:sz w:val="12"/>
-          <w:szCs w:val="12"/>
-          <w:lang w:val="ru-RU"/>
-        </w:rPr>
-        <w:tab/>
-        <w:t>"ВЫБРАТЬ</w:t>
-      </w:r>
-    </w:p>
-    <w:p>
-      <w:pPr>
-        <w:rPr>
-          <w:sz w:val="12"/>
-          <w:szCs w:val="12"/>
-          <w:lang w:val="ru-RU"/>
-        </w:rPr>
-      </w:pPr>
-      <w:r>
-        <w:rPr>
-          <w:sz w:val="12"/>
-          <w:szCs w:val="12"/>
-          <w:lang w:val="ru-RU"/>
-        </w:rPr>
-        <w:tab/>
-        <w:t>|</w:t>
-      </w:r>
-      <w:r>
-        <w:rPr>
-          <w:sz w:val="12"/>
-          <w:szCs w:val="12"/>
-          <w:lang w:val="ru-RU"/>
-        </w:rPr>
-        <w:tab/>
-      </w:r>
-      <w:proofErr w:type="spellStart"/>
-      <w:r>
-        <w:rPr>
-          <w:sz w:val="12"/>
-          <w:szCs w:val="12"/>
-          <w:lang w:val="ru-RU"/>
-        </w:rPr>
-        <w:t>ДокументыПоБизнеспроцессам.Ссылка</w:t>
-      </w:r>
-      <w:proofErr w:type="spellEnd"/>
-      <w:r>
-        <w:rPr>
-          <w:sz w:val="12"/>
-          <w:szCs w:val="12"/>
-          <w:lang w:val="ru-RU"/>
-        </w:rPr>
-        <w:t xml:space="preserve"> КАК Ссылка</w:t>
-      </w:r>
-    </w:p>
-    <w:p>
-      <w:pPr>
-        <w:rPr>
-          <w:sz w:val="12"/>
-          <w:szCs w:val="12"/>
-          <w:lang w:val="ru-RU"/>
-        </w:rPr>
-      </w:pPr>
-      <w:r>
-        <w:rPr>
-          <w:sz w:val="12"/>
-          <w:szCs w:val="12"/>
-          <w:lang w:val="ru-RU"/>
-        </w:rPr>
-        <w:tab/>
-        <w:t>|ИЗ</w:t>
-      </w:r>
-    </w:p>
-    <w:p>
-      <w:pPr>
-        <w:rPr>
-          <w:sz w:val="12"/>
-          <w:szCs w:val="12"/>
-          <w:lang w:val="ru-RU"/>
-        </w:rPr>
-      </w:pPr>
-      <w:r>
-        <w:rPr>
-          <w:sz w:val="12"/>
-          <w:szCs w:val="12"/>
-          <w:lang w:val="ru-RU"/>
-        </w:rPr>
-        <w:tab/>
-        <w:t>|</w:t>
-      </w:r>
-      <w:r>
-        <w:rPr>
-          <w:sz w:val="12"/>
-          <w:szCs w:val="12"/>
-          <w:lang w:val="ru-RU"/>
-        </w:rPr>
-        <w:tab/>
-      </w:r>
-      <w:proofErr w:type="spellStart"/>
-      <w:r>
-        <w:rPr>
-          <w:sz w:val="12"/>
-          <w:szCs w:val="12"/>
-          <w:lang w:val="ru-RU"/>
-        </w:rPr>
-        <w:t>КритерийОтбора.ДокументыПоБизнеспроцессам</w:t>
-      </w:r>
-      <w:proofErr w:type="spellEnd"/>
-      <w:r>
-        <w:rPr>
-          <w:sz w:val="12"/>
-          <w:szCs w:val="12"/>
-          <w:lang w:val="ru-RU"/>
-        </w:rPr>
-        <w:t xml:space="preserve">(&amp;Основание) КАК </w:t>
-      </w:r>
-      <w:proofErr w:type="spellStart"/>
-      <w:r>
-        <w:rPr>
-          <w:sz w:val="12"/>
-          <w:szCs w:val="12"/>
-          <w:lang w:val="ru-RU"/>
-        </w:rPr>
-        <w:t>ДокументыПоБизнеспроцессам</w:t>
-      </w:r>
-      <w:proofErr w:type="spellEnd"/>
-    </w:p>
-    <w:p>
-      <w:pPr>
-        <w:rPr>
-          <w:sz w:val="12"/>
-          <w:szCs w:val="12"/>
-          <w:lang w:val="ru-RU"/>
-        </w:rPr>
-      </w:pPr>
-      <w:r>
-        <w:rPr>
-          <w:sz w:val="12"/>
-          <w:szCs w:val="12"/>
-          <w:lang w:val="ru-RU"/>
-        </w:rPr>
-        <w:tab/>
-        <w:t>|ГДЕ</w:t>
-      </w:r>
-    </w:p>
-    <w:p>
-      <w:pPr>
-        <w:rPr>
-          <w:sz w:val="12"/>
-          <w:szCs w:val="12"/>
-          <w:lang w:val="ru-RU"/>
-        </w:rPr>
-      </w:pPr>
-      <w:r>
-        <w:rPr>
-          <w:sz w:val="12"/>
-          <w:szCs w:val="12"/>
-          <w:lang w:val="ru-RU"/>
-        </w:rPr>
-        <w:tab/>
-        <w:t>|</w:t>
-      </w:r>
-      <w:r>
-        <w:rPr>
-          <w:sz w:val="12"/>
-          <w:szCs w:val="12"/>
-          <w:lang w:val="ru-RU"/>
-        </w:rPr>
-        <w:tab/>
-        <w:t>&amp;</w:t>
-      </w:r>
-      <w:proofErr w:type="spellStart"/>
-      <w:r>
-        <w:rPr>
-          <w:sz w:val="12"/>
-          <w:szCs w:val="12"/>
-          <w:lang w:val="ru-RU"/>
-        </w:rPr>
-        <w:t>ОтборПометкаУдаления</w:t>
-      </w:r>
-      <w:proofErr w:type="spellEnd"/>
-      <w:r>
-        <w:rPr>
-          <w:sz w:val="12"/>
-          <w:szCs w:val="12"/>
-          <w:lang w:val="ru-RU"/>
-        </w:rPr>
-        <w:t>";</w:t>
-      </w:r>
-    </w:p>
-    <w:p>
-      <w:pPr>
-        <w:rPr>
-          <w:sz w:val="12"/>
-          <w:szCs w:val="12"/>
-          <w:lang w:val="ru-RU"/>
-        </w:rPr>
-      </w:pPr>
-      <w:r>
-        <w:rPr>
-          <w:sz w:val="12"/>
-          <w:szCs w:val="12"/>
-          <w:lang w:val="ru-RU"/>
-        </w:rPr>
-        <w:tab/>
-      </w:r>
-    </w:p>
-    <w:p>
-      <w:pPr>
-        <w:rPr>
-          <w:sz w:val="12"/>
-          <w:szCs w:val="12"/>
-          <w:lang w:val="ru-RU"/>
-        </w:rPr>
-      </w:pPr>
-      <w:r>
-        <w:rPr>
-          <w:sz w:val="12"/>
-          <w:szCs w:val="12"/>
-          <w:lang w:val="ru-RU"/>
-        </w:rPr>
-        <w:tab/>
-        <w:t xml:space="preserve">Если </w:t>
-      </w:r>
-      <w:proofErr w:type="spellStart"/>
-      <w:r>
-        <w:rPr>
-          <w:sz w:val="12"/>
-          <w:szCs w:val="12"/>
-          <w:lang w:val="ru-RU"/>
-        </w:rPr>
-        <w:t>ПометкаУдаления</w:t>
-      </w:r>
-      <w:proofErr w:type="spellEnd"/>
-      <w:r>
-        <w:rPr>
-          <w:sz w:val="12"/>
-          <w:szCs w:val="12"/>
-          <w:lang w:val="ru-RU"/>
-        </w:rPr>
-        <w:t xml:space="preserve"> = </w:t>
-      </w:r>
-      <w:proofErr w:type="spellStart"/>
-      <w:r>
-        <w:rPr>
-          <w:sz w:val="12"/>
-          <w:szCs w:val="12"/>
-          <w:lang w:val="ru-RU"/>
-        </w:rPr>
-        <w:t>Неопределено</w:t>
-      </w:r>
-      <w:proofErr w:type="spellEnd"/>
-      <w:r>
-        <w:rPr>
-          <w:sz w:val="12"/>
-          <w:szCs w:val="12"/>
-          <w:lang w:val="ru-RU"/>
-        </w:rPr>
-        <w:t xml:space="preserve"> Тогда</w:t>
-      </w:r>
-    </w:p>
-    <w:p>
-      <w:pPr>
-        <w:rPr>
-          <w:sz w:val="12"/>
-          <w:szCs w:val="12"/>
-          <w:lang w:val="ru-RU"/>
-        </w:rPr>
-      </w:pPr>
-      <w:r>
-        <w:rPr>
-          <w:sz w:val="12"/>
-          <w:szCs w:val="12"/>
-          <w:lang w:val="ru-RU"/>
-        </w:rPr>
-        <w:tab/>
-      </w:r>
-      <w:r>
-        <w:rPr>
-          <w:sz w:val="12"/>
-          <w:szCs w:val="12"/>
-          <w:lang w:val="ru-RU"/>
-        </w:rPr>
-        <w:tab/>
-      </w:r>
-      <w:proofErr w:type="spellStart"/>
-      <w:r>
-        <w:rPr>
-          <w:sz w:val="12"/>
-          <w:szCs w:val="12"/>
-          <w:lang w:val="ru-RU"/>
-        </w:rPr>
-        <w:t>Запрос.Текст</w:t>
-      </w:r>
-      <w:proofErr w:type="spellEnd"/>
-      <w:r>
-        <w:rPr>
-          <w:sz w:val="12"/>
-          <w:szCs w:val="12"/>
-          <w:lang w:val="ru-RU"/>
-        </w:rPr>
-        <w:t xml:space="preserve"> = </w:t>
-      </w:r>
-      <w:proofErr w:type="spellStart"/>
-      <w:proofErr w:type="gramStart"/>
-      <w:r>
-        <w:rPr>
-          <w:sz w:val="12"/>
-          <w:szCs w:val="12"/>
-          <w:lang w:val="ru-RU"/>
-        </w:rPr>
-        <w:t>СтрЗаменить</w:t>
-      </w:r>
-      <w:proofErr w:type="spellEnd"/>
-      <w:r>
-        <w:rPr>
-          <w:sz w:val="12"/>
-          <w:szCs w:val="12"/>
-          <w:lang w:val="ru-RU"/>
-        </w:rPr>
-        <w:t>(</w:t>
-      </w:r>
-      <w:proofErr w:type="spellStart"/>
-      <w:proofErr w:type="gramEnd"/>
-      <w:r>
-        <w:rPr>
-          <w:sz w:val="12"/>
-          <w:szCs w:val="12"/>
-          <w:lang w:val="ru-RU"/>
-        </w:rPr>
-        <w:t>Запрос.Текст</w:t>
-      </w:r>
-      <w:proofErr w:type="spellEnd"/>
-      <w:r>
-        <w:rPr>
-          <w:sz w:val="12"/>
-          <w:szCs w:val="12"/>
-          <w:lang w:val="ru-RU"/>
-        </w:rPr>
-        <w:t>, "&amp;</w:t>
-      </w:r>
-      <w:proofErr w:type="spellStart"/>
-      <w:r>
-        <w:rPr>
-          <w:sz w:val="12"/>
-          <w:szCs w:val="12"/>
-          <w:lang w:val="ru-RU"/>
-        </w:rPr>
-        <w:t>ОтборПометкаУдаления</w:t>
-      </w:r>
-      <w:proofErr w:type="spellEnd"/>
-      <w:r>
-        <w:rPr>
-          <w:sz w:val="12"/>
-          <w:szCs w:val="12"/>
-          <w:lang w:val="ru-RU"/>
-        </w:rPr>
-        <w:t>", "Истина");</w:t>
-      </w:r>
-    </w:p>
-    <w:p>
-      <w:pPr>
-        <w:rPr>
-          <w:sz w:val="12"/>
-          <w:szCs w:val="12"/>
-          <w:lang w:val="ru-RU"/>
-        </w:rPr>
-      </w:pPr>
-      <w:r>
-        <w:rPr>
-          <w:sz w:val="12"/>
-          <w:szCs w:val="12"/>
-          <w:lang w:val="ru-RU"/>
-        </w:rPr>
-        <w:tab/>
-        <w:t>Иначе</w:t>
-      </w:r>
-    </w:p>
-    <w:p>
-      <w:pPr>
-        <w:rPr>
-          <w:sz w:val="12"/>
-          <w:szCs w:val="12"/>
-          <w:lang w:val="ru-RU"/>
-        </w:rPr>
-      </w:pPr>
-      <w:r>
-        <w:rPr>
-          <w:sz w:val="12"/>
-          <w:szCs w:val="12"/>
-          <w:lang w:val="ru-RU"/>
-        </w:rPr>
-        <w:lastRenderedPageBreak/>
-        <w:tab/>
-      </w:r>
-      <w:r>
-        <w:rPr>
-          <w:sz w:val="12"/>
-          <w:szCs w:val="12"/>
-          <w:lang w:val="ru-RU"/>
-        </w:rPr>
-        <w:tab/>
-      </w:r>
-      <w:proofErr w:type="spellStart"/>
-      <w:r>
-        <w:rPr>
-          <w:sz w:val="12"/>
-          <w:szCs w:val="12"/>
-          <w:lang w:val="ru-RU"/>
-        </w:rPr>
-        <w:t>Запрос.Текст</w:t>
-      </w:r>
-      <w:proofErr w:type="spellEnd"/>
-      <w:r>
-        <w:rPr>
-          <w:sz w:val="12"/>
-          <w:szCs w:val="12"/>
-          <w:lang w:val="ru-RU"/>
-        </w:rPr>
-        <w:t xml:space="preserve"> = </w:t>
-      </w:r>
-      <w:proofErr w:type="spellStart"/>
-      <w:proofErr w:type="gramStart"/>
-      <w:r>
-        <w:rPr>
-          <w:sz w:val="12"/>
-          <w:szCs w:val="12"/>
-          <w:lang w:val="ru-RU"/>
-        </w:rPr>
-        <w:t>СтрЗаменить</w:t>
-      </w:r>
-      <w:proofErr w:type="spellEnd"/>
-      <w:r>
-        <w:rPr>
-          <w:sz w:val="12"/>
-          <w:szCs w:val="12"/>
-          <w:lang w:val="ru-RU"/>
-        </w:rPr>
-        <w:t>(</w:t>
-      </w:r>
-      <w:proofErr w:type="spellStart"/>
-      <w:proofErr w:type="gramEnd"/>
-      <w:r>
-        <w:rPr>
-          <w:sz w:val="12"/>
-          <w:szCs w:val="12"/>
-          <w:lang w:val="ru-RU"/>
-        </w:rPr>
-        <w:t>Запрос.Текст</w:t>
-      </w:r>
-      <w:proofErr w:type="spellEnd"/>
-      <w:r>
-        <w:rPr>
-          <w:sz w:val="12"/>
-          <w:szCs w:val="12"/>
-          <w:lang w:val="ru-RU"/>
-        </w:rPr>
-        <w:t>, "&amp;</w:t>
-      </w:r>
-      <w:proofErr w:type="spellStart"/>
-      <w:r>
-        <w:rPr>
-          <w:sz w:val="12"/>
-          <w:szCs w:val="12"/>
-          <w:lang w:val="ru-RU"/>
-        </w:rPr>
-        <w:t>ОтборПометкаУдаления</w:t>
-      </w:r>
-      <w:proofErr w:type="spellEnd"/>
-      <w:r>
-        <w:rPr>
-          <w:sz w:val="12"/>
-          <w:szCs w:val="12"/>
-          <w:lang w:val="ru-RU"/>
-        </w:rPr>
-        <w:t>",</w:t>
-      </w:r>
-    </w:p>
-    <w:p>
-      <w:pPr>
-        <w:rPr>
-          <w:sz w:val="12"/>
-          <w:szCs w:val="12"/>
-          <w:lang w:val="ru-RU"/>
-        </w:rPr>
-      </w:pPr>
-      <w:r>
-        <w:rPr>
-          <w:sz w:val="12"/>
-          <w:szCs w:val="12"/>
-          <w:lang w:val="ru-RU"/>
-        </w:rPr>
-        <w:tab/>
-      </w:r>
-      <w:r>
-        <w:rPr>
-          <w:sz w:val="12"/>
-          <w:szCs w:val="12"/>
-          <w:lang w:val="ru-RU"/>
-        </w:rPr>
-        <w:tab/>
-      </w:r>
-      <w:r>
-        <w:rPr>
-          <w:sz w:val="12"/>
-          <w:szCs w:val="12"/>
-          <w:lang w:val="ru-RU"/>
-        </w:rPr>
-        <w:tab/>
-        <w:t>"</w:t>
-      </w:r>
-      <w:proofErr w:type="spellStart"/>
-      <w:r>
-        <w:rPr>
-          <w:sz w:val="12"/>
-          <w:szCs w:val="12"/>
-          <w:lang w:val="ru-RU"/>
-        </w:rPr>
-        <w:t>ДокументыПоБизнеспроцессам.Ссылка.ПометкаУдаления</w:t>
-      </w:r>
-      <w:proofErr w:type="spellEnd"/>
-      <w:r>
-        <w:rPr>
-          <w:sz w:val="12"/>
-          <w:szCs w:val="12"/>
-          <w:lang w:val="ru-RU"/>
-        </w:rPr>
-        <w:t xml:space="preserve"> = &amp;</w:t>
-      </w:r>
-      <w:proofErr w:type="spellStart"/>
-      <w:r>
-        <w:rPr>
-          <w:sz w:val="12"/>
-          <w:szCs w:val="12"/>
-          <w:lang w:val="ru-RU"/>
-        </w:rPr>
-        <w:t>ПометкаУдаления</w:t>
-      </w:r>
-      <w:proofErr w:type="spellEnd"/>
-      <w:r>
-        <w:rPr>
-          <w:sz w:val="12"/>
-          <w:szCs w:val="12"/>
-          <w:lang w:val="ru-RU"/>
-        </w:rPr>
-        <w:t>");</w:t>
-      </w:r>
-    </w:p>
-    <w:p>
-      <w:pPr>
-        <w:rPr>
-          <w:sz w:val="12"/>
-          <w:szCs w:val="12"/>
-          <w:lang w:val="ru-RU"/>
-        </w:rPr>
-      </w:pPr>
-      <w:r>
-        <w:rPr>
-          <w:sz w:val="12"/>
-          <w:szCs w:val="12"/>
-          <w:lang w:val="ru-RU"/>
-        </w:rPr>
-        <w:tab/>
-      </w:r>
-      <w:proofErr w:type="spellStart"/>
-      <w:r>
-        <w:rPr>
-          <w:sz w:val="12"/>
-          <w:szCs w:val="12"/>
-          <w:lang w:val="ru-RU"/>
-        </w:rPr>
-        <w:t>КонецЕсли</w:t>
-      </w:r>
-      <w:proofErr w:type="spellEnd"/>
-      <w:r>
-        <w:rPr>
-          <w:sz w:val="12"/>
-          <w:szCs w:val="12"/>
-          <w:lang w:val="ru-RU"/>
-        </w:rPr>
-        <w:t>;</w:t>
-      </w:r>
-      <w:r>
-        <w:rPr>
-          <w:sz w:val="12"/>
-          <w:szCs w:val="12"/>
-          <w:lang w:val="ru-RU"/>
-        </w:rPr>
-        <w:tab/>
-      </w:r>
-    </w:p>
-    <w:p>
-      <w:pPr>
-        <w:rPr>
-          <w:sz w:val="12"/>
-          <w:szCs w:val="12"/>
-          <w:lang w:val="ru-RU"/>
-        </w:rPr>
-      </w:pPr>
-      <w:r>
-        <w:rPr>
-          <w:sz w:val="12"/>
-          <w:szCs w:val="12"/>
-          <w:lang w:val="ru-RU"/>
-        </w:rPr>
-        <w:tab/>
-      </w:r>
-      <w:r>
-        <w:rPr>
-          <w:sz w:val="12"/>
-          <w:szCs w:val="12"/>
-          <w:lang w:val="ru-RU"/>
-        </w:rPr>
-        <w:tab/>
-      </w:r>
-    </w:p>
-    <w:p>
-      <w:pPr>
-        <w:rPr>
-          <w:sz w:val="12"/>
-          <w:szCs w:val="12"/>
-          <w:lang w:val="ru-RU"/>
-        </w:rPr>
-      </w:pPr>
-      <w:r>
-        <w:rPr>
-          <w:sz w:val="12"/>
-          <w:szCs w:val="12"/>
-          <w:lang w:val="ru-RU"/>
-        </w:rPr>
-        <w:tab/>
-      </w:r>
-      <w:proofErr w:type="spellStart"/>
-      <w:r>
-        <w:rPr>
-          <w:sz w:val="12"/>
-          <w:szCs w:val="12"/>
-          <w:lang w:val="ru-RU"/>
-        </w:rPr>
-        <w:t>РезультатМассив</w:t>
-      </w:r>
-      <w:proofErr w:type="spellEnd"/>
-      <w:r>
-        <w:rPr>
-          <w:sz w:val="12"/>
-          <w:szCs w:val="12"/>
-          <w:lang w:val="ru-RU"/>
-        </w:rPr>
-        <w:t xml:space="preserve"> = Новый Массив;</w:t>
-      </w:r>
-    </w:p>
-    <w:p>
-      <w:pPr>
-        <w:rPr>
-          <w:sz w:val="12"/>
-          <w:szCs w:val="12"/>
-          <w:lang w:val="ru-RU"/>
-        </w:rPr>
-      </w:pPr>
-      <w:r>
-        <w:rPr>
-          <w:sz w:val="12"/>
-          <w:szCs w:val="12"/>
-          <w:lang w:val="ru-RU"/>
-        </w:rPr>
-        <w:tab/>
-      </w:r>
-    </w:p>
-    <w:p>
-      <w:pPr>
-        <w:rPr>
-          <w:sz w:val="12"/>
-          <w:szCs w:val="12"/>
-          <w:lang w:val="ru-RU"/>
-        </w:rPr>
-      </w:pPr>
-      <w:r>
-        <w:rPr>
-          <w:sz w:val="12"/>
-          <w:szCs w:val="12"/>
-          <w:lang w:val="ru-RU"/>
-        </w:rPr>
-        <w:tab/>
-      </w:r>
-      <w:proofErr w:type="spellStart"/>
-      <w:r>
-        <w:rPr>
-          <w:sz w:val="12"/>
-          <w:szCs w:val="12"/>
-          <w:lang w:val="ru-RU"/>
-        </w:rPr>
-        <w:t>РезультатЗапроса</w:t>
-      </w:r>
-      <w:proofErr w:type="spellEnd"/>
-      <w:r>
-        <w:rPr>
-          <w:sz w:val="12"/>
-          <w:szCs w:val="12"/>
-          <w:lang w:val="ru-RU"/>
-        </w:rPr>
-        <w:t xml:space="preserve"> = </w:t>
-      </w:r>
-      <w:proofErr w:type="spellStart"/>
-      <w:r>
-        <w:rPr>
-          <w:sz w:val="12"/>
-          <w:szCs w:val="12"/>
-          <w:lang w:val="ru-RU"/>
-        </w:rPr>
-        <w:t>Запрос.Выполнить</w:t>
-      </w:r>
-      <w:proofErr w:type="spellEnd"/>
-      <w:r>
-        <w:rPr>
-          <w:sz w:val="12"/>
-          <w:szCs w:val="12"/>
-          <w:lang w:val="ru-RU"/>
-        </w:rPr>
-        <w:t>();</w:t>
-      </w:r>
-    </w:p>
-    <w:p>
-      <w:pPr>
-        <w:rPr>
-          <w:sz w:val="12"/>
-          <w:szCs w:val="12"/>
-          <w:lang w:val="ru-RU"/>
-        </w:rPr>
-      </w:pPr>
-      <w:r>
-        <w:rPr>
-          <w:sz w:val="12"/>
-          <w:szCs w:val="12"/>
-          <w:lang w:val="ru-RU"/>
-        </w:rPr>
-        <w:tab/>
-      </w:r>
-    </w:p>
-    <w:p>
-      <w:pPr>
-        <w:rPr>
-          <w:sz w:val="12"/>
-          <w:szCs w:val="12"/>
-          <w:lang w:val="ru-RU"/>
-        </w:rPr>
-      </w:pPr>
-      <w:r>
-        <w:rPr>
-          <w:sz w:val="12"/>
-          <w:szCs w:val="12"/>
-          <w:lang w:val="ru-RU"/>
-        </w:rPr>
-        <w:tab/>
-        <w:t xml:space="preserve">Если </w:t>
-      </w:r>
-      <w:proofErr w:type="spellStart"/>
-      <w:r>
-        <w:rPr>
-          <w:sz w:val="12"/>
-          <w:szCs w:val="12"/>
-          <w:lang w:val="ru-RU"/>
-        </w:rPr>
-        <w:t>РезультатЗапроса.Пустой</w:t>
-      </w:r>
-      <w:proofErr w:type="spellEnd"/>
-      <w:r>
-        <w:rPr>
-          <w:sz w:val="12"/>
-          <w:szCs w:val="12"/>
-          <w:lang w:val="ru-RU"/>
-        </w:rPr>
-        <w:t>() Тогда</w:t>
-      </w:r>
-    </w:p>
-    <w:p>
-      <w:pPr>
-        <w:rPr>
-          <w:sz w:val="12"/>
-          <w:szCs w:val="12"/>
-          <w:lang w:val="ru-RU"/>
-        </w:rPr>
-      </w:pPr>
-      <w:r>
-        <w:rPr>
-          <w:sz w:val="12"/>
-          <w:szCs w:val="12"/>
-          <w:lang w:val="ru-RU"/>
-        </w:rPr>
-        <w:tab/>
-      </w:r>
-      <w:r>
-        <w:rPr>
-          <w:sz w:val="12"/>
-          <w:szCs w:val="12"/>
-          <w:lang w:val="ru-RU"/>
-        </w:rPr>
-        <w:tab/>
-        <w:t xml:space="preserve">Возврат </w:t>
-      </w:r>
-      <w:proofErr w:type="spellStart"/>
-      <w:r>
-        <w:rPr>
-          <w:sz w:val="12"/>
-          <w:szCs w:val="12"/>
-          <w:lang w:val="ru-RU"/>
-        </w:rPr>
-        <w:t>РезультатМассив</w:t>
-      </w:r>
-      <w:proofErr w:type="spellEnd"/>
-      <w:r>
-        <w:rPr>
-          <w:sz w:val="12"/>
-          <w:szCs w:val="12"/>
-          <w:lang w:val="ru-RU"/>
-        </w:rPr>
-        <w:t>;</w:t>
-      </w:r>
-    </w:p>
-    <w:p>
-      <w:pPr>
-        <w:rPr>
-          <w:sz w:val="12"/>
-          <w:szCs w:val="12"/>
-          <w:lang w:val="ru-RU"/>
-        </w:rPr>
-      </w:pPr>
-      <w:r>
-        <w:rPr>
-          <w:sz w:val="12"/>
-          <w:szCs w:val="12"/>
-          <w:lang w:val="ru-RU"/>
-        </w:rPr>
-        <w:tab/>
-      </w:r>
-      <w:proofErr w:type="spellStart"/>
-      <w:r>
-        <w:rPr>
-          <w:sz w:val="12"/>
-          <w:szCs w:val="12"/>
-          <w:lang w:val="ru-RU"/>
-        </w:rPr>
-        <w:t>КонецЕсли</w:t>
-      </w:r>
-      <w:proofErr w:type="spellEnd"/>
-    </w:p>
-    <w:p>
-      <w:pPr>
-        <w:rPr>
-          <w:sz w:val="12"/>
-          <w:szCs w:val="12"/>
-          <w:lang w:val="ru-RU"/>
-        </w:rPr>
-      </w:pPr>
-    </w:p>
-    <w:p>
-      <w:pPr>
-        <w:rPr>
-          <w:sz w:val="12"/>
-          <w:szCs w:val="12"/>
-          <w:lang w:val="ru-RU"/>
-        </w:rPr>
-      </w:pPr>
       <w:r>
         <w:rPr>
           <w:noProof/>
-          <w:sz w:val="12"/>
-          <w:szCs w:val="12"/>
+          <w:sz w:val="18"/>
+          <w:szCs w:val="18"/>
           <w:lang w:val="ru-RU" w:eastAsia="ru-RU"/>
         </w:rPr>
         <w:drawing>
-          <wp:inline distT="0" distB="0" distL="0" distR="0" wp14:anchorId="2B6137EF" wp14:editId="457E857D">
-            <wp:extent cx="6152515" cy="968375"/>
-            <wp:effectExtent l="0" t="0" r="635" b="3175"/>
-            <wp:docPr id="40" name="Picture 40"/>
+          <wp:inline distT="0" distB="0" distL="0" distR="0" wp14:anchorId="51DE217E" wp14:editId="61D7C461">
+            <wp:extent cx="6152515" cy="760095"/>
+            <wp:effectExtent l="0" t="0" r="635" b="1905"/>
+            <wp:docPr id="43" name="Picture 43"/>
             <wp:cNvGraphicFramePr>
               <a:graphicFrameLocks xmlns:a="http://schemas.openxmlformats.org/drawingml/2006/main" noChangeAspect="1"/>
             </wp:cNvGraphicFramePr>
@@ -8853,7 +7255,7 @@
                   <pic:spPr>
                     <a:xfrm>
                       <a:off x="0" y="0"/>
-                      <a:ext cx="6152515" cy="968375"/>
+                      <a:ext cx="6152515" cy="760095"/>
                     </a:xfrm>
                     <a:prstGeom prst="rect">
                       <a:avLst/>
@@ -8865,191 +7267,36 @@
           </wp:inline>
         </w:drawing>
       </w:r>
-      <w:proofErr w:type="spellStart"/>
-      <w:r>
-        <w:rPr>
-          <w:sz w:val="12"/>
-          <w:szCs w:val="12"/>
-          <w:lang w:val="ru-RU"/>
-        </w:rPr>
-        <w:t>КритерийОтбора.ДокументыПоБизнеспроцессам.МодульМенеджера</w:t>
-      </w:r>
-      <w:proofErr w:type="spellEnd"/>
-      <w:r>
-        <w:rPr>
-          <w:sz w:val="12"/>
-          <w:szCs w:val="12"/>
-          <w:lang w:val="ru-RU"/>
-        </w:rPr>
-        <w:tab/>
-        <w:t>83</w:t>
-      </w:r>
-      <w:r>
-        <w:rPr>
-          <w:sz w:val="12"/>
-          <w:szCs w:val="12"/>
-          <w:lang w:val="ru-RU"/>
-        </w:rPr>
-        <w:tab/>
-      </w:r>
-      <w:proofErr w:type="spellStart"/>
-      <w:r>
-        <w:rPr>
-          <w:sz w:val="12"/>
-          <w:szCs w:val="12"/>
-          <w:lang w:val="ru-RU"/>
-        </w:rPr>
-        <w:t>РезультатЗапроса</w:t>
-      </w:r>
-      <w:proofErr w:type="spellEnd"/>
-      <w:r>
-        <w:rPr>
-          <w:sz w:val="12"/>
-          <w:szCs w:val="12"/>
-          <w:lang w:val="ru-RU"/>
-        </w:rPr>
-        <w:t xml:space="preserve"> = </w:t>
-      </w:r>
-      <w:proofErr w:type="spellStart"/>
-      <w:r>
-        <w:rPr>
-          <w:sz w:val="12"/>
-          <w:szCs w:val="12"/>
-          <w:lang w:val="ru-RU"/>
-        </w:rPr>
-        <w:t>Запрос.Выполнить</w:t>
-      </w:r>
-      <w:proofErr w:type="spellEnd"/>
-      <w:r>
-        <w:rPr>
-          <w:sz w:val="12"/>
-          <w:szCs w:val="12"/>
-          <w:lang w:val="ru-RU"/>
-        </w:rPr>
-        <w:t>();</w:t>
-      </w:r>
-      <w:r>
-        <w:rPr>
-          <w:sz w:val="12"/>
-          <w:szCs w:val="12"/>
-          <w:lang w:val="ru-RU"/>
-        </w:rPr>
-        <w:tab/>
-        <w:t>70</w:t>
-      </w:r>
-      <w:r>
-        <w:rPr>
-          <w:sz w:val="12"/>
-          <w:szCs w:val="12"/>
-          <w:lang w:val="ru-RU"/>
-        </w:rPr>
-        <w:tab/>
-        <w:t>785,358229</w:t>
-      </w:r>
-      <w:r>
-        <w:rPr>
-          <w:sz w:val="12"/>
-          <w:szCs w:val="12"/>
-          <w:lang w:val="ru-RU"/>
-        </w:rPr>
-        <w:tab/>
-        <w:t>96,04</w:t>
-      </w:r>
-      <w:r>
-        <w:rPr>
-          <w:sz w:val="12"/>
-          <w:szCs w:val="12"/>
-          <w:lang w:val="ru-RU"/>
-        </w:rPr>
-        <w:t>;</w:t>
-      </w:r>
-    </w:p>
-    <w:p>
-      <w:pPr>
-        <w:rPr>
-          <w:sz w:val="12"/>
-          <w:szCs w:val="12"/>
-          <w:lang w:val="ru-RU"/>
-        </w:rPr>
-      </w:pPr>
-    </w:p>
-    <w:p>
-      <w:pPr>
-        <w:rPr>
-          <w:sz w:val="12"/>
-          <w:szCs w:val="12"/>
-          <w:lang w:val="ru-RU"/>
-        </w:rPr>
-      </w:pPr>
-      <w:r>
-        <w:rPr>
-          <w:sz w:val="12"/>
-          <w:szCs w:val="12"/>
-          <w:lang w:val="ru-RU"/>
-        </w:rPr>
-        <w:t xml:space="preserve">При этом на тестовом </w:t>
-      </w:r>
-      <w:r>
-        <w:rPr>
-          <w:sz w:val="12"/>
-          <w:szCs w:val="12"/>
-          <w:lang w:val="ru-RU"/>
-        </w:rPr>
-        <w:t>138</w:t>
-      </w:r>
-      <w:proofErr w:type="gramStart"/>
-      <w:r>
-        <w:rPr>
-          <w:sz w:val="12"/>
-          <w:szCs w:val="12"/>
-        </w:rPr>
-        <w:t>U</w:t>
-      </w:r>
-      <w:r>
-        <w:rPr>
-          <w:sz w:val="12"/>
-          <w:szCs w:val="12"/>
-          <w:lang w:val="ru-RU"/>
-        </w:rPr>
-        <w:t xml:space="preserve">  </w:t>
-      </w:r>
-      <w:r>
-        <w:rPr>
-          <w:sz w:val="12"/>
-          <w:szCs w:val="12"/>
-          <w:lang w:val="ru-RU"/>
-        </w:rPr>
-        <w:t>тоже</w:t>
-      </w:r>
-      <w:proofErr w:type="gramEnd"/>
-      <w:r>
-        <w:rPr>
-          <w:sz w:val="12"/>
-          <w:szCs w:val="12"/>
-          <w:lang w:val="ru-RU"/>
-        </w:rPr>
-        <w:t xml:space="preserve"> долговато но гораздо быстрее:</w:t>
-      </w:r>
-    </w:p>
-    <w:p>
-      <w:pPr>
-        <w:rPr>
-          <w:sz w:val="12"/>
-          <w:szCs w:val="12"/>
-          <w:lang w:val="ru-RU"/>
-        </w:rPr>
-      </w:pPr>
-      <w:r>
-        <w:rPr>
-          <w:sz w:val="12"/>
-          <w:szCs w:val="12"/>
-          <w:lang w:val="ru-RU"/>
+    </w:p>
+    <w:p>
+      <w:pPr>
+        <w:rPr>
+          <w:sz w:val="18"/>
+          <w:szCs w:val="18"/>
+          <w:lang w:val="ru-RU"/>
+        </w:rPr>
+      </w:pPr>
+    </w:p>
+    <w:p>
+      <w:pPr>
+        <w:rPr>
+          <w:sz w:val="18"/>
+          <w:szCs w:val="18"/>
+          <w:lang w:val="ru-RU"/>
+        </w:rPr>
+      </w:pPr>
+      <w:r>
+        <w:rPr>
+          <w:noProof/>
+          <w:sz w:val="18"/>
+          <w:szCs w:val="18"/>
+          <w:lang w:val="ru-RU" w:eastAsia="ru-RU"/>
         </w:rPr>
         <w:drawing>
-          <wp:inline distT="0" distB="0" distL="0" distR="0" wp14:anchorId="57421B18" wp14:editId="7E895158">
-            <wp:extent cx="6152515" cy="563880"/>
-            <wp:effectExtent l="0" t="0" r="635" b="7620"/>
-            <wp:docPr id="41" name="Picture 41"/>
+          <wp:inline distT="0" distB="0" distL="0" distR="0" wp14:anchorId="654B65AF" wp14:editId="53DABD4D">
+            <wp:extent cx="6152515" cy="1051560"/>
+            <wp:effectExtent l="0" t="0" r="635" b="0"/>
+            <wp:docPr id="45" name="Picture 45"/>
             <wp:cNvGraphicFramePr>
               <a:graphicFrameLocks xmlns:a="http://schemas.openxmlformats.org/drawingml/2006/main" noChangeAspect="1"/>
             </wp:cNvGraphicFramePr>
@@ -9069,7 +7316,7 @@
                   <pic:spPr>
                     <a:xfrm>
                       <a:off x="0" y="0"/>
-                      <a:ext cx="6152515" cy="563880"/>
+                      <a:ext cx="6152515" cy="1051560"/>
                     </a:xfrm>
                     <a:prstGeom prst="rect">
                       <a:avLst/>
@@ -9085,488 +7332,40 @@
     <w:p>
       <w:pPr>
         <w:rPr>
-          <w:sz w:val="12"/>
-          <w:szCs w:val="12"/>
-          <w:lang w:val="ru-RU"/>
-        </w:rPr>
-      </w:pPr>
-    </w:p>
-    <w:p>
-      <w:pPr>
-        <w:rPr>
-          <w:b/>
-          <w:sz w:val="12"/>
-          <w:szCs w:val="12"/>
-          <w:lang w:val="ru-RU"/>
-        </w:rPr>
-      </w:pPr>
-      <w:r>
-        <w:rPr>
-          <w:b/>
-          <w:sz w:val="12"/>
-          <w:szCs w:val="12"/>
-          <w:highlight w:val="yellow"/>
-          <w:lang w:val="ru-RU"/>
-        </w:rPr>
-        <w:t>2.8.1.3</w:t>
-      </w:r>
-      <w:r>
-        <w:rPr>
-          <w:b/>
-          <w:sz w:val="12"/>
-          <w:szCs w:val="12"/>
-          <w:lang w:val="ru-RU"/>
-        </w:rPr>
-        <w:tab/>
-      </w:r>
-      <w:r>
-        <w:rPr>
-          <w:b/>
-          <w:sz w:val="12"/>
-          <w:szCs w:val="12"/>
-          <w:lang w:val="ru-RU"/>
-        </w:rPr>
-        <w:t>- в этом релизе</w:t>
-      </w:r>
-    </w:p>
-    <w:p>
-      <w:pPr>
-        <w:rPr>
-          <w:sz w:val="12"/>
-          <w:szCs w:val="12"/>
-          <w:lang w:val="ru-RU"/>
-        </w:rPr>
-      </w:pPr>
-      <w:r>
-        <w:rPr>
-          <w:sz w:val="12"/>
-          <w:szCs w:val="12"/>
-          <w:lang w:val="ru-RU"/>
-        </w:rPr>
-        <w:t xml:space="preserve">МОДУЛЬ: </w:t>
-      </w:r>
-      <w:proofErr w:type="spellStart"/>
-      <w:r>
-        <w:rPr>
-          <w:sz w:val="12"/>
-          <w:szCs w:val="12"/>
-          <w:lang w:val="ru-RU"/>
-        </w:rPr>
-        <w:t>ОбщегоНазначенияДУСобытия</w:t>
-      </w:r>
-      <w:proofErr w:type="spellEnd"/>
-      <w:r>
-        <w:rPr>
-          <w:sz w:val="12"/>
-          <w:szCs w:val="12"/>
-          <w:lang w:val="ru-RU"/>
-        </w:rPr>
-        <w:t xml:space="preserve"> \ </w:t>
-      </w:r>
-      <w:r>
-        <w:rPr>
-          <w:sz w:val="12"/>
-          <w:szCs w:val="12"/>
-          <w:lang w:val="ru-RU"/>
-        </w:rPr>
-        <w:t xml:space="preserve">Процедура </w:t>
-      </w:r>
-      <w:proofErr w:type="spellStart"/>
-      <w:proofErr w:type="gramStart"/>
-      <w:r>
-        <w:rPr>
-          <w:sz w:val="12"/>
-          <w:szCs w:val="12"/>
-          <w:lang w:val="ru-RU"/>
-        </w:rPr>
-        <w:t>УстановитьПометкуУдаленияБизнесПроцессов</w:t>
-      </w:r>
-      <w:proofErr w:type="spellEnd"/>
-      <w:r>
-        <w:rPr>
-          <w:sz w:val="12"/>
-          <w:szCs w:val="12"/>
-          <w:lang w:val="ru-RU"/>
-        </w:rPr>
-        <w:t>(</w:t>
-      </w:r>
-      <w:proofErr w:type="gramEnd"/>
-      <w:r>
-        <w:rPr>
-          <w:sz w:val="12"/>
-          <w:szCs w:val="12"/>
-          <w:lang w:val="ru-RU"/>
-        </w:rPr>
-        <w:t>Источник, Отказ) Экспор</w:t>
-      </w:r>
-      <w:r>
-        <w:rPr>
-          <w:sz w:val="12"/>
-          <w:szCs w:val="12"/>
-          <w:lang w:val="ru-RU"/>
-        </w:rPr>
-        <w:t>т</w:t>
-      </w:r>
-    </w:p>
-    <w:p>
-      <w:pPr>
-        <w:rPr>
-          <w:sz w:val="12"/>
-          <w:szCs w:val="12"/>
-          <w:lang w:val="ru-RU"/>
-        </w:rPr>
-      </w:pPr>
-      <w:r>
-        <w:rPr>
-          <w:sz w:val="12"/>
-          <w:szCs w:val="12"/>
-          <w:lang w:val="ru-RU"/>
-        </w:rPr>
-        <w:t xml:space="preserve">РАНЬШЕ БЫЛ КОД </w:t>
-      </w:r>
-    </w:p>
-    <w:p>
-      <w:pPr>
-        <w:rPr>
-          <w:sz w:val="12"/>
-          <w:szCs w:val="12"/>
-          <w:lang w:val="ru-RU"/>
-        </w:rPr>
-      </w:pPr>
-      <w:r>
-        <w:rPr>
-          <w:sz w:val="12"/>
-          <w:szCs w:val="12"/>
-          <w:lang w:val="ru-RU"/>
-        </w:rPr>
-        <w:tab/>
-        <w:t>Если Не Отказ Тогда</w:t>
-      </w:r>
-    </w:p>
-    <w:p>
-      <w:pPr>
-        <w:rPr>
-          <w:sz w:val="12"/>
-          <w:szCs w:val="12"/>
-          <w:lang w:val="ru-RU"/>
-        </w:rPr>
-      </w:pPr>
-      <w:r>
-        <w:rPr>
-          <w:sz w:val="12"/>
-          <w:szCs w:val="12"/>
-          <w:lang w:val="ru-RU"/>
-        </w:rPr>
-        <w:tab/>
-      </w:r>
-      <w:r>
-        <w:rPr>
-          <w:sz w:val="12"/>
-          <w:szCs w:val="12"/>
-          <w:lang w:val="ru-RU"/>
-        </w:rPr>
-        <w:tab/>
-      </w:r>
-    </w:p>
-    <w:p>
-      <w:pPr>
-        <w:rPr>
-          <w:sz w:val="12"/>
-          <w:szCs w:val="12"/>
-          <w:lang w:val="ru-RU"/>
-        </w:rPr>
-      </w:pPr>
-      <w:r>
-        <w:rPr>
-          <w:sz w:val="12"/>
-          <w:szCs w:val="12"/>
-          <w:lang w:val="ru-RU"/>
-        </w:rPr>
-        <w:tab/>
-      </w:r>
-      <w:r>
-        <w:rPr>
-          <w:sz w:val="12"/>
-          <w:szCs w:val="12"/>
-          <w:lang w:val="ru-RU"/>
-        </w:rPr>
-        <w:tab/>
-        <w:t xml:space="preserve">// Помечаем/снимаем пометку на удаление у всех связанных с </w:t>
-      </w:r>
-      <w:proofErr w:type="spellStart"/>
-      <w:r>
-        <w:rPr>
-          <w:sz w:val="12"/>
-          <w:szCs w:val="12"/>
-          <w:lang w:val="ru-RU"/>
-        </w:rPr>
-        <w:t>бизне</w:t>
-      </w:r>
-      <w:proofErr w:type="spellEnd"/>
-      <w:r>
-        <w:rPr>
-          <w:sz w:val="12"/>
-          <w:szCs w:val="12"/>
-          <w:lang w:val="ru-RU"/>
-        </w:rPr>
-        <w:t xml:space="preserve">-процессом документов </w:t>
-      </w:r>
-    </w:p>
-    <w:p>
-      <w:pPr>
-        <w:rPr>
-          <w:sz w:val="12"/>
-          <w:szCs w:val="12"/>
-          <w:lang w:val="ru-RU"/>
-        </w:rPr>
-      </w:pPr>
-      <w:r>
-        <w:rPr>
-          <w:sz w:val="12"/>
-          <w:szCs w:val="12"/>
-          <w:lang w:val="ru-RU"/>
-        </w:rPr>
-        <w:tab/>
-      </w:r>
-      <w:r>
-        <w:rPr>
-          <w:sz w:val="12"/>
-          <w:szCs w:val="12"/>
-          <w:lang w:val="ru-RU"/>
-        </w:rPr>
-        <w:tab/>
-      </w:r>
-      <w:proofErr w:type="spellStart"/>
-      <w:r>
-        <w:rPr>
-          <w:sz w:val="12"/>
-          <w:szCs w:val="12"/>
-          <w:lang w:val="ru-RU"/>
-        </w:rPr>
-        <w:t>МассивСсылок</w:t>
-      </w:r>
-      <w:proofErr w:type="spellEnd"/>
-      <w:r>
-        <w:rPr>
-          <w:sz w:val="12"/>
-          <w:szCs w:val="12"/>
-          <w:lang w:val="ru-RU"/>
-        </w:rPr>
-        <w:t xml:space="preserve"> = КритерииОтбора.ДокументыПоБизнеспроцессам.</w:t>
-      </w:r>
-      <w:proofErr w:type="gramStart"/>
-      <w:r>
-        <w:rPr>
-          <w:sz w:val="12"/>
-          <w:szCs w:val="12"/>
-          <w:lang w:val="ru-RU"/>
-        </w:rPr>
-        <w:t>Найти(</w:t>
-      </w:r>
-      <w:proofErr w:type="gramEnd"/>
-      <w:r>
-        <w:rPr>
-          <w:sz w:val="12"/>
-          <w:szCs w:val="12"/>
-          <w:lang w:val="ru-RU"/>
-        </w:rPr>
-        <w:t>Источник.Ссылка);</w:t>
-      </w:r>
-    </w:p>
-    <w:p>
-      <w:pPr>
-        <w:rPr>
-          <w:sz w:val="12"/>
-          <w:szCs w:val="12"/>
-          <w:lang w:val="ru-RU"/>
-        </w:rPr>
-      </w:pPr>
-      <w:r>
-        <w:rPr>
-          <w:sz w:val="12"/>
-          <w:szCs w:val="12"/>
-          <w:lang w:val="ru-RU"/>
-        </w:rPr>
-        <w:tab/>
-      </w:r>
-      <w:r>
-        <w:rPr>
-          <w:sz w:val="12"/>
-          <w:szCs w:val="12"/>
-          <w:lang w:val="ru-RU"/>
-        </w:rPr>
-        <w:tab/>
-      </w:r>
-    </w:p>
-    <w:p>
-      <w:pPr>
-        <w:rPr>
-          <w:sz w:val="12"/>
-          <w:szCs w:val="12"/>
-          <w:lang w:val="ru-RU"/>
-        </w:rPr>
-      </w:pPr>
-    </w:p>
-    <w:p>
-      <w:pPr>
-        <w:rPr>
-          <w:sz w:val="12"/>
-          <w:szCs w:val="12"/>
-          <w:lang w:val="ru-RU"/>
-        </w:rPr>
-      </w:pPr>
-      <w:r>
-        <w:rPr>
-          <w:sz w:val="12"/>
-          <w:szCs w:val="12"/>
-          <w:lang w:val="ru-RU"/>
-        </w:rPr>
-        <w:t>СЕЙЧАС ВСТАВИЛИ НОВЫЙ КОД:</w:t>
-      </w:r>
-    </w:p>
-    <w:p>
-      <w:pPr>
-        <w:rPr>
-          <w:sz w:val="12"/>
-          <w:szCs w:val="12"/>
-          <w:lang w:val="ru-RU"/>
-        </w:rPr>
-      </w:pPr>
-      <w:r>
-        <w:rPr>
-          <w:sz w:val="12"/>
-          <w:szCs w:val="12"/>
-          <w:lang w:val="ru-RU"/>
-        </w:rPr>
-        <w:tab/>
-      </w:r>
-      <w:r>
-        <w:rPr>
-          <w:sz w:val="12"/>
-          <w:szCs w:val="12"/>
-          <w:lang w:val="ru-RU"/>
-        </w:rPr>
-        <w:tab/>
-        <w:t xml:space="preserve">// Помечаем/снимаем пометку на удаление у всех связанных с </w:t>
-      </w:r>
-      <w:proofErr w:type="spellStart"/>
-      <w:r>
-        <w:rPr>
-          <w:sz w:val="12"/>
-          <w:szCs w:val="12"/>
-          <w:lang w:val="ru-RU"/>
-        </w:rPr>
-        <w:t>бизне</w:t>
-      </w:r>
-      <w:proofErr w:type="spellEnd"/>
-      <w:r>
-        <w:rPr>
-          <w:sz w:val="12"/>
-          <w:szCs w:val="12"/>
-          <w:lang w:val="ru-RU"/>
-        </w:rPr>
-        <w:t xml:space="preserve">-процессом документов </w:t>
-      </w:r>
-    </w:p>
-    <w:p>
-      <w:pPr>
-        <w:rPr>
-          <w:sz w:val="12"/>
-          <w:szCs w:val="12"/>
-          <w:lang w:val="ru-RU"/>
-        </w:rPr>
-      </w:pPr>
-      <w:r>
-        <w:rPr>
-          <w:sz w:val="12"/>
-          <w:szCs w:val="12"/>
-          <w:lang w:val="ru-RU"/>
-        </w:rPr>
-        <w:tab/>
-      </w:r>
-      <w:r>
-        <w:rPr>
-          <w:sz w:val="12"/>
-          <w:szCs w:val="12"/>
-          <w:lang w:val="ru-RU"/>
-        </w:rPr>
-        <w:tab/>
-      </w:r>
-      <w:proofErr w:type="spellStart"/>
-      <w:r>
-        <w:rPr>
-          <w:sz w:val="12"/>
-          <w:szCs w:val="12"/>
-          <w:lang w:val="ru-RU"/>
-        </w:rPr>
-        <w:t>МассивСсылок</w:t>
-      </w:r>
-      <w:proofErr w:type="spellEnd"/>
-      <w:r>
-        <w:rPr>
-          <w:sz w:val="12"/>
-          <w:szCs w:val="12"/>
-          <w:lang w:val="ru-RU"/>
-        </w:rPr>
-        <w:t xml:space="preserve"> = КритерииОтбора.ДокументыПоБизнеспроцессам.</w:t>
-      </w:r>
-      <w:proofErr w:type="gramStart"/>
-      <w:r>
-        <w:rPr>
-          <w:sz w:val="12"/>
-          <w:szCs w:val="12"/>
-          <w:lang w:val="ru-RU"/>
-        </w:rPr>
-        <w:t>НайтиДокументы(</w:t>
-      </w:r>
-      <w:proofErr w:type="gramEnd"/>
-      <w:r>
-        <w:rPr>
-          <w:sz w:val="12"/>
-          <w:szCs w:val="12"/>
-          <w:lang w:val="ru-RU"/>
-        </w:rPr>
-        <w:t xml:space="preserve">Источник.Ссылка, Не </w:t>
-      </w:r>
-      <w:proofErr w:type="spellStart"/>
-      <w:r>
-        <w:rPr>
-          <w:sz w:val="12"/>
-          <w:szCs w:val="12"/>
-          <w:lang w:val="ru-RU"/>
-        </w:rPr>
-        <w:t>Источник.ПометкаУдаления</w:t>
-      </w:r>
-      <w:proofErr w:type="spellEnd"/>
-      <w:r>
-        <w:rPr>
-          <w:sz w:val="12"/>
-          <w:szCs w:val="12"/>
-          <w:lang w:val="ru-RU"/>
-        </w:rPr>
-        <w:t>);</w:t>
-      </w:r>
-    </w:p>
-    <w:p>
-      <w:pPr>
-        <w:rPr>
-          <w:sz w:val="12"/>
-          <w:szCs w:val="12"/>
-          <w:lang w:val="ru-RU"/>
-        </w:rPr>
-      </w:pPr>
-      <w:r>
-        <w:rPr>
-          <w:sz w:val="12"/>
-          <w:szCs w:val="12"/>
-          <w:lang w:val="ru-RU"/>
-        </w:rPr>
-        <w:lastRenderedPageBreak/>
+          <w:sz w:val="18"/>
+          <w:szCs w:val="18"/>
+          <w:lang w:val="ru-RU"/>
+        </w:rPr>
+      </w:pPr>
+      <w:r>
+        <w:rPr>
+          <w:sz w:val="18"/>
+          <w:szCs w:val="18"/>
+          <w:lang w:val="ru-RU"/>
+        </w:rPr>
+        <w:t>Вначале будет исполнение Перерегистраций (600 документов)</w:t>
+      </w:r>
+    </w:p>
+    <w:p>
+      <w:pPr>
+        <w:rPr>
+          <w:sz w:val="18"/>
+          <w:szCs w:val="18"/>
+          <w:lang w:val="ru-RU"/>
+        </w:rPr>
+      </w:pPr>
+      <w:r>
+        <w:rPr>
+          <w:noProof/>
+          <w:sz w:val="18"/>
+          <w:szCs w:val="18"/>
+          <w:lang w:val="ru-RU" w:eastAsia="ru-RU"/>
+        </w:rPr>
         <w:drawing>
-          <wp:inline distT="0" distB="0" distL="0" distR="0" wp14:anchorId="3F56178D" wp14:editId="76DD83F0">
-            <wp:extent cx="6152515" cy="2094865"/>
-            <wp:effectExtent l="0" t="0" r="635" b="635"/>
-            <wp:docPr id="42" name="Picture 42"/>
+          <wp:inline distT="0" distB="0" distL="0" distR="0" wp14:anchorId="4F56DEC0" wp14:editId="1DA501C8">
+            <wp:extent cx="6152515" cy="390525"/>
+            <wp:effectExtent l="0" t="0" r="635" b="9525"/>
+            <wp:docPr id="46" name="Picture 46"/>
             <wp:cNvGraphicFramePr>
               <a:graphicFrameLocks xmlns:a="http://schemas.openxmlformats.org/drawingml/2006/main" noChangeAspect="1"/>
             </wp:cNvGraphicFramePr>
@@ -9586,7 +7385,7 @@
                   <pic:spPr>
                     <a:xfrm>
                       <a:off x="0" y="0"/>
-                      <a:ext cx="6152515" cy="2094865"/>
+                      <a:ext cx="6152515" cy="390525"/>
                     </a:xfrm>
                     <a:prstGeom prst="rect">
                       <a:avLst/>
@@ -9602,1520 +7401,399 @@
     <w:p>
       <w:pPr>
         <w:rPr>
-          <w:sz w:val="12"/>
-          <w:szCs w:val="12"/>
-          <w:lang w:val="ru-RU"/>
-        </w:rPr>
-      </w:pPr>
-    </w:p>
-    <w:p>
-      <w:pPr>
-        <w:rPr>
-          <w:sz w:val="12"/>
-          <w:szCs w:val="12"/>
-          <w:lang w:val="ru-RU"/>
-        </w:rPr>
-      </w:pPr>
-    </w:p>
-    <w:p>
-      <w:pPr>
-        <w:rPr>
-          <w:sz w:val="12"/>
-          <w:szCs w:val="12"/>
-          <w:lang w:val="ru-RU"/>
-        </w:rPr>
-      </w:pPr>
-      <w:r>
-        <w:rPr>
-          <w:sz w:val="12"/>
-          <w:szCs w:val="12"/>
-          <w:highlight w:val="darkBlue"/>
-          <w:lang w:val="ru-RU"/>
-        </w:rPr>
-        <w:t>БЫЛО:</w:t>
+          <w:sz w:val="18"/>
+          <w:szCs w:val="18"/>
+          <w:lang w:val="ru-RU"/>
+        </w:rPr>
+      </w:pPr>
+      <w:r>
+        <w:rPr>
+          <w:noProof/>
+          <w:sz w:val="18"/>
+          <w:szCs w:val="18"/>
+          <w:lang w:val="ru-RU" w:eastAsia="ru-RU"/>
+        </w:rPr>
+        <w:lastRenderedPageBreak/>
+        <w:drawing>
+          <wp:inline distT="0" distB="0" distL="0" distR="0" wp14:anchorId="420A1C8D" wp14:editId="238DD805">
+            <wp:extent cx="6152515" cy="1092200"/>
+            <wp:effectExtent l="0" t="0" r="635" b="0"/>
+            <wp:docPr id="50" name="Picture 50"/>
+            <wp:cNvGraphicFramePr>
+              <a:graphicFrameLocks xmlns:a="http://schemas.openxmlformats.org/drawingml/2006/main" noChangeAspect="1"/>
+            </wp:cNvGraphicFramePr>
+            <a:graphic xmlns:a="http://schemas.openxmlformats.org/drawingml/2006/main">
+              <a:graphicData uri="http://schemas.openxmlformats.org/drawingml/2006/picture">
+                <pic:pic xmlns:pic="http://schemas.openxmlformats.org/drawingml/2006/picture">
+                  <pic:nvPicPr>
+                    <pic:cNvPr id="1" name=""/>
+                    <pic:cNvPicPr/>
+                  </pic:nvPicPr>
+                  <pic:blipFill>
+                    <a:blip r:embed="rId46"/>
+                    <a:stretch>
+                      <a:fillRect/>
+                    </a:stretch>
+                  </pic:blipFill>
+                  <pic:spPr>
+                    <a:xfrm>
+                      <a:off x="0" y="0"/>
+                      <a:ext cx="6152515" cy="1092200"/>
+                    </a:xfrm>
+                    <a:prstGeom prst="rect">
+                      <a:avLst/>
+                    </a:prstGeom>
+                  </pic:spPr>
+                </pic:pic>
+              </a:graphicData>
+            </a:graphic>
+          </wp:inline>
+        </w:drawing>
+      </w:r>
+    </w:p>
+    <w:p>
+      <w:pPr>
+        <w:rPr>
+          <w:sz w:val="18"/>
+          <w:szCs w:val="18"/>
+          <w:lang w:val="ru-RU"/>
+        </w:rPr>
+      </w:pPr>
+      <w:r>
+        <w:rPr>
+          <w:noProof/>
+          <w:sz w:val="18"/>
+          <w:szCs w:val="18"/>
+          <w:lang w:val="ru-RU" w:eastAsia="ru-RU"/>
+        </w:rPr>
+        <w:drawing>
+          <wp:inline distT="0" distB="0" distL="0" distR="0" wp14:anchorId="73479FC1" wp14:editId="49020C8D">
+            <wp:extent cx="4324350" cy="1741076"/>
+            <wp:effectExtent l="0" t="0" r="0" b="0"/>
+            <wp:docPr id="47" name="Picture 47"/>
+            <wp:cNvGraphicFramePr>
+              <a:graphicFrameLocks xmlns:a="http://schemas.openxmlformats.org/drawingml/2006/main" noChangeAspect="1"/>
+            </wp:cNvGraphicFramePr>
+            <a:graphic xmlns:a="http://schemas.openxmlformats.org/drawingml/2006/main">
+              <a:graphicData uri="http://schemas.openxmlformats.org/drawingml/2006/picture">
+                <pic:pic xmlns:pic="http://schemas.openxmlformats.org/drawingml/2006/picture">
+                  <pic:nvPicPr>
+                    <pic:cNvPr id="1" name=""/>
+                    <pic:cNvPicPr/>
+                  </pic:nvPicPr>
+                  <pic:blipFill>
+                    <a:blip r:embed="rId47"/>
+                    <a:stretch>
+                      <a:fillRect/>
+                    </a:stretch>
+                  </pic:blipFill>
+                  <pic:spPr>
+                    <a:xfrm>
+                      <a:off x="0" y="0"/>
+                      <a:ext cx="4358206" cy="1754707"/>
+                    </a:xfrm>
+                    <a:prstGeom prst="rect">
+                      <a:avLst/>
+                    </a:prstGeom>
+                  </pic:spPr>
+                </pic:pic>
+              </a:graphicData>
+            </a:graphic>
+          </wp:inline>
+        </w:drawing>
+      </w:r>
+    </w:p>
+    <w:p>
+      <w:pPr>
+        <w:rPr>
+          <w:sz w:val="18"/>
+          <w:szCs w:val="18"/>
+          <w:lang w:val="ru-RU"/>
+        </w:rPr>
+      </w:pPr>
+    </w:p>
+    <w:p>
+      <w:pPr>
+        <w:rPr>
+          <w:sz w:val="18"/>
+          <w:szCs w:val="18"/>
+          <w:lang w:val="ru-RU"/>
+        </w:rPr>
+      </w:pPr>
+      <w:r>
+        <w:rPr>
+          <w:sz w:val="18"/>
+          <w:szCs w:val="18"/>
+          <w:lang w:val="ru-RU"/>
+        </w:rPr>
+        <w:t>Потом 6 параллельных потоков исполнения БП Сделки</w:t>
+      </w:r>
+      <w:proofErr w:type="spellStart"/>
+      <w:r>
+        <w:rPr>
+          <w:sz w:val="18"/>
+          <w:szCs w:val="18"/>
+        </w:rPr>
+        <w:t>Tn</w:t>
+      </w:r>
+      <w:proofErr w:type="spellEnd"/>
+      <w:r>
+        <w:rPr>
+          <w:sz w:val="18"/>
+          <w:szCs w:val="18"/>
+          <w:lang w:val="ru-RU"/>
+        </w:rPr>
+        <w:t xml:space="preserve"> (</w:t>
+      </w:r>
+      <w:r>
+        <w:rPr>
+          <w:sz w:val="18"/>
+          <w:szCs w:val="18"/>
+          <w:lang w:val="ru-RU"/>
+        </w:rPr>
+        <w:t xml:space="preserve">без </w:t>
+      </w:r>
+      <w:proofErr w:type="spellStart"/>
+      <w:r>
+        <w:rPr>
+          <w:sz w:val="18"/>
+          <w:szCs w:val="18"/>
+          <w:lang w:val="ru-RU"/>
+        </w:rPr>
+        <w:t>перепроведения</w:t>
+      </w:r>
+      <w:proofErr w:type="spellEnd"/>
+      <w:r>
+        <w:rPr>
+          <w:sz w:val="18"/>
+          <w:szCs w:val="18"/>
+          <w:lang w:val="ru-RU"/>
+        </w:rPr>
+        <w:t xml:space="preserve"> ранее проведенных сделок)</w:t>
+      </w:r>
+    </w:p>
+    <w:p>
+      <w:pPr>
+        <w:rPr>
+          <w:sz w:val="18"/>
+          <w:szCs w:val="18"/>
+          <w:lang w:val="ru-RU"/>
+        </w:rPr>
+      </w:pPr>
+      <w:r>
+        <w:rPr>
+          <w:noProof/>
+          <w:sz w:val="18"/>
+          <w:szCs w:val="18"/>
+          <w:lang w:val="ru-RU" w:eastAsia="ru-RU"/>
+        </w:rPr>
+        <w:drawing>
+          <wp:inline distT="0" distB="0" distL="0" distR="0" wp14:anchorId="7E1B106D" wp14:editId="5EA3E241">
+            <wp:extent cx="6152515" cy="652145"/>
+            <wp:effectExtent l="0" t="0" r="635" b="0"/>
+            <wp:docPr id="48" name="Picture 48"/>
+            <wp:cNvGraphicFramePr>
+              <a:graphicFrameLocks xmlns:a="http://schemas.openxmlformats.org/drawingml/2006/main" noChangeAspect="1"/>
+            </wp:cNvGraphicFramePr>
+            <a:graphic xmlns:a="http://schemas.openxmlformats.org/drawingml/2006/main">
+              <a:graphicData uri="http://schemas.openxmlformats.org/drawingml/2006/picture">
+                <pic:pic xmlns:pic="http://schemas.openxmlformats.org/drawingml/2006/picture">
+                  <pic:nvPicPr>
+                    <pic:cNvPr id="1" name=""/>
+                    <pic:cNvPicPr/>
+                  </pic:nvPicPr>
+                  <pic:blipFill>
+                    <a:blip r:embed="rId48"/>
+                    <a:stretch>
+                      <a:fillRect/>
+                    </a:stretch>
+                  </pic:blipFill>
+                  <pic:spPr>
+                    <a:xfrm>
+                      <a:off x="0" y="0"/>
+                      <a:ext cx="6152515" cy="652145"/>
+                    </a:xfrm>
+                    <a:prstGeom prst="rect">
+                      <a:avLst/>
+                    </a:prstGeom>
+                  </pic:spPr>
+                </pic:pic>
+              </a:graphicData>
+            </a:graphic>
+          </wp:inline>
+        </w:drawing>
+      </w:r>
+    </w:p>
+    <w:p>
+      <w:pPr>
+        <w:rPr>
+          <w:sz w:val="18"/>
+          <w:szCs w:val="18"/>
+          <w:lang w:val="ru-RU"/>
+        </w:rPr>
+      </w:pPr>
+      <w:r>
+        <w:rPr>
+          <w:sz w:val="18"/>
+          <w:szCs w:val="18"/>
+          <w:lang w:val="ru-RU"/>
+        </w:rPr>
+        <w:t>Около 5</w:t>
+      </w:r>
+      <w:r>
+        <w:rPr>
+          <w:sz w:val="18"/>
+          <w:szCs w:val="18"/>
+          <w:lang w:val="ru-RU"/>
+        </w:rPr>
+        <w:t xml:space="preserve"> </w:t>
+      </w:r>
+      <w:r>
+        <w:rPr>
+          <w:sz w:val="18"/>
+          <w:szCs w:val="18"/>
+          <w:lang w:val="ru-RU"/>
+        </w:rPr>
+        <w:t>минут на</w:t>
+      </w:r>
+      <w:r>
+        <w:rPr>
+          <w:sz w:val="18"/>
+          <w:szCs w:val="18"/>
+          <w:lang w:val="ru-RU"/>
+        </w:rPr>
+        <w:t xml:space="preserve"> поток </w:t>
+      </w:r>
+    </w:p>
+    <w:p>
+      <w:pPr>
+        <w:rPr>
+          <w:sz w:val="18"/>
+          <w:szCs w:val="18"/>
+          <w:lang w:val="ru-RU"/>
+        </w:rPr>
+      </w:pPr>
+      <w:r>
+        <w:rPr>
+          <w:noProof/>
+          <w:sz w:val="18"/>
+          <w:szCs w:val="18"/>
+          <w:lang w:val="ru-RU" w:eastAsia="ru-RU"/>
+        </w:rPr>
+        <w:drawing>
+          <wp:inline distT="0" distB="0" distL="0" distR="0" wp14:anchorId="4BC621C5" wp14:editId="274600C0">
+            <wp:extent cx="6152515" cy="3176270"/>
+            <wp:effectExtent l="0" t="0" r="635" b="5080"/>
+            <wp:docPr id="49" name="Picture 49"/>
+            <wp:cNvGraphicFramePr>
+              <a:graphicFrameLocks xmlns:a="http://schemas.openxmlformats.org/drawingml/2006/main" noChangeAspect="1"/>
+            </wp:cNvGraphicFramePr>
+            <a:graphic xmlns:a="http://schemas.openxmlformats.org/drawingml/2006/main">
+              <a:graphicData uri="http://schemas.openxmlformats.org/drawingml/2006/picture">
+                <pic:pic xmlns:pic="http://schemas.openxmlformats.org/drawingml/2006/picture">
+                  <pic:nvPicPr>
+                    <pic:cNvPr id="1" name=""/>
+                    <pic:cNvPicPr/>
+                  </pic:nvPicPr>
+                  <pic:blipFill>
+                    <a:blip r:embed="rId49"/>
+                    <a:stretch>
+                      <a:fillRect/>
+                    </a:stretch>
+                  </pic:blipFill>
+                  <pic:spPr>
+                    <a:xfrm>
+                      <a:off x="0" y="0"/>
+                      <a:ext cx="6152515" cy="3176270"/>
+                    </a:xfrm>
+                    <a:prstGeom prst="rect">
+                      <a:avLst/>
+                    </a:prstGeom>
+                  </pic:spPr>
+                </pic:pic>
+              </a:graphicData>
+            </a:graphic>
+          </wp:inline>
+        </w:drawing>
+      </w:r>
+    </w:p>
+    <w:p>
+      <w:pPr>
+        <w:rPr>
+          <w:sz w:val="18"/>
+          <w:szCs w:val="18"/>
+          <w:lang w:val="ru-RU"/>
+        </w:rPr>
+      </w:pPr>
+    </w:p>
+    <w:p>
+      <w:pPr>
+        <w:rPr>
+          <w:rFonts w:ascii="Lucida Console" w:hAnsi="Lucida Console" w:cs="Lucida Console"/>
+          <w:sz w:val="12"/>
+          <w:szCs w:val="12"/>
+          <w:shd w:val="clear" w:color="auto" w:fill="FFFFFF"/>
+          <w:lang w:val="ru-RU"/>
+        </w:rPr>
+      </w:pPr>
+      <w:r>
+        <w:rPr>
+          <w:b/>
+          <w:sz w:val="18"/>
+          <w:szCs w:val="18"/>
+          <w:lang w:val="ru-RU"/>
+        </w:rPr>
+        <w:t>Общее время на 30 тыс. сделок должно составить 2,5</w:t>
+      </w:r>
+      <w:r>
+        <w:rPr>
+          <w:b/>
+          <w:sz w:val="18"/>
+          <w:szCs w:val="18"/>
+          <w:lang w:val="ru-RU"/>
+        </w:rPr>
+        <w:t xml:space="preserve"> </w:t>
+      </w:r>
+      <w:r>
+        <w:rPr>
+          <w:b/>
+          <w:sz w:val="18"/>
+          <w:szCs w:val="18"/>
+          <w:lang w:val="ru-RU"/>
+        </w:rPr>
+        <w:t>часа</w:t>
+      </w:r>
+      <w:r>
+        <w:rPr>
+          <w:b/>
+          <w:sz w:val="18"/>
+          <w:szCs w:val="18"/>
+          <w:highlight w:val="green"/>
+          <w:lang w:val="ru-RU"/>
+        </w:rPr>
+        <w:t>, из них оптимизируемое в задаче время проведения Сделок – 30 минут</w:t>
+      </w:r>
+      <w:r>
+        <w:rPr>
+          <w:b/>
+          <w:sz w:val="18"/>
+          <w:szCs w:val="18"/>
+          <w:lang w:val="ru-RU"/>
+        </w:rPr>
+        <w:t>.</w:t>
+      </w:r>
+      <w:r>
+        <w:rPr>
+          <w:rFonts w:ascii="Lucida Console" w:hAnsi="Lucida Console" w:cs="Lucida Console"/>
+          <w:sz w:val="12"/>
+          <w:szCs w:val="12"/>
+          <w:shd w:val="clear" w:color="auto" w:fill="FFFFFF"/>
+          <w:lang w:val="ru-RU"/>
+        </w:rPr>
+        <w:t xml:space="preserve"> </w:t>
       </w:r>
       <w:bookmarkStart w:id="0" w:name="_GoBack"/>
       <w:bookmarkEnd w:id="0"/>
-    </w:p>
-    <w:p>
-      <w:pPr>
-        <w:rPr>
-          <w:sz w:val="12"/>
-          <w:szCs w:val="12"/>
-          <w:lang w:val="ru-RU"/>
-        </w:rPr>
-      </w:pPr>
-    </w:p>
-    <w:p>
-      <w:pPr>
-        <w:rPr>
-          <w:sz w:val="12"/>
-          <w:szCs w:val="12"/>
-          <w:lang w:val="ru-RU"/>
-        </w:rPr>
-      </w:pPr>
-    </w:p>
-    <w:p>
-      <w:pPr>
-        <w:autoSpaceDE w:val="0"/>
-        <w:autoSpaceDN w:val="0"/>
-        <w:adjustRightInd w:val="0"/>
-        <w:spacing w:after="0" w:line="240" w:lineRule="auto"/>
-        <w:rPr>
-          <w:rFonts w:ascii="Lucida Console" w:hAnsi="Lucida Console" w:cs="Lucida Console"/>
-          <w:sz w:val="12"/>
-          <w:szCs w:val="12"/>
-          <w:lang w:val="ru-RU"/>
-        </w:rPr>
-      </w:pPr>
-      <w:r>
-        <w:rPr>
-          <w:rFonts w:ascii="Lucida Console" w:hAnsi="Lucida Console" w:cs="Lucida Console"/>
-          <w:sz w:val="12"/>
-          <w:szCs w:val="12"/>
-          <w:shd w:val="clear" w:color="auto" w:fill="FFFFFF"/>
-          <w:lang w:val="ru-RU"/>
-        </w:rPr>
-        <w:t>Если Не Отказ Тогда</w:t>
-      </w:r>
-    </w:p>
-    <w:p>
-      <w:pPr>
-        <w:autoSpaceDE w:val="0"/>
-        <w:autoSpaceDN w:val="0"/>
-        <w:adjustRightInd w:val="0"/>
-        <w:spacing w:after="0" w:line="240" w:lineRule="auto"/>
-        <w:rPr>
-          <w:rFonts w:ascii="Lucida Console" w:hAnsi="Lucida Console" w:cs="Lucida Console"/>
-          <w:sz w:val="12"/>
-          <w:szCs w:val="12"/>
-          <w:lang w:val="ru-RU"/>
-        </w:rPr>
-      </w:pPr>
-      <w:r>
-        <w:rPr>
-          <w:rFonts w:ascii="Lucida Console" w:hAnsi="Lucida Console" w:cs="Lucida Console"/>
-          <w:sz w:val="12"/>
-          <w:szCs w:val="12"/>
-          <w:shd w:val="clear" w:color="auto" w:fill="FFFFFF"/>
-          <w:lang w:val="ru-RU"/>
-        </w:rPr>
-        <w:tab/>
-      </w:r>
-      <w:r>
-        <w:rPr>
-          <w:rFonts w:ascii="Lucida Console" w:hAnsi="Lucida Console" w:cs="Lucida Console"/>
-          <w:sz w:val="12"/>
-          <w:szCs w:val="12"/>
-          <w:shd w:val="clear" w:color="auto" w:fill="FFFFFF"/>
-          <w:lang w:val="ru-RU"/>
-        </w:rPr>
-        <w:tab/>
-      </w:r>
-    </w:p>
-    <w:p>
-      <w:pPr>
-        <w:autoSpaceDE w:val="0"/>
-        <w:autoSpaceDN w:val="0"/>
-        <w:adjustRightInd w:val="0"/>
-        <w:spacing w:after="0" w:line="240" w:lineRule="auto"/>
-        <w:rPr>
-          <w:rFonts w:ascii="Lucida Console" w:hAnsi="Lucida Console" w:cs="Lucida Console"/>
-          <w:sz w:val="12"/>
-          <w:szCs w:val="12"/>
-          <w:lang w:val="ru-RU"/>
-        </w:rPr>
-      </w:pPr>
-      <w:r>
-        <w:rPr>
-          <w:rFonts w:ascii="Lucida Console" w:hAnsi="Lucida Console" w:cs="Lucida Console"/>
-          <w:sz w:val="12"/>
-          <w:szCs w:val="12"/>
-          <w:shd w:val="clear" w:color="auto" w:fill="FFFFFF"/>
-          <w:lang w:val="ru-RU"/>
-        </w:rPr>
-        <w:tab/>
-      </w:r>
-      <w:r>
-        <w:rPr>
-          <w:rFonts w:ascii="Lucida Console" w:hAnsi="Lucida Console" w:cs="Lucida Console"/>
-          <w:sz w:val="12"/>
-          <w:szCs w:val="12"/>
-          <w:shd w:val="clear" w:color="auto" w:fill="FFFFFF"/>
-          <w:lang w:val="ru-RU"/>
-        </w:rPr>
-        <w:tab/>
-        <w:t xml:space="preserve">// Помечаем/снимаем пометку на удаление у всех связанных с </w:t>
-      </w:r>
-      <w:proofErr w:type="spellStart"/>
-      <w:r>
-        <w:rPr>
-          <w:rFonts w:ascii="Lucida Console" w:hAnsi="Lucida Console" w:cs="Lucida Console"/>
-          <w:sz w:val="12"/>
-          <w:szCs w:val="12"/>
-          <w:shd w:val="clear" w:color="auto" w:fill="FFFFFF"/>
-          <w:lang w:val="ru-RU"/>
-        </w:rPr>
-        <w:t>бизне</w:t>
-      </w:r>
-      <w:proofErr w:type="spellEnd"/>
-      <w:r>
-        <w:rPr>
-          <w:rFonts w:ascii="Lucida Console" w:hAnsi="Lucida Console" w:cs="Lucida Console"/>
-          <w:sz w:val="12"/>
-          <w:szCs w:val="12"/>
-          <w:shd w:val="clear" w:color="auto" w:fill="FFFFFF"/>
-          <w:lang w:val="ru-RU"/>
-        </w:rPr>
-        <w:t xml:space="preserve">-процессом документов </w:t>
-      </w:r>
-    </w:p>
-    <w:p>
-      <w:pPr>
-        <w:autoSpaceDE w:val="0"/>
-        <w:autoSpaceDN w:val="0"/>
-        <w:adjustRightInd w:val="0"/>
-        <w:spacing w:after="0" w:line="240" w:lineRule="auto"/>
-        <w:rPr>
-          <w:rFonts w:ascii="Lucida Console" w:hAnsi="Lucida Console" w:cs="Lucida Console"/>
-          <w:sz w:val="12"/>
-          <w:szCs w:val="12"/>
-          <w:lang w:val="ru-RU"/>
-        </w:rPr>
-      </w:pPr>
-      <w:r>
-        <w:rPr>
-          <w:rFonts w:ascii="Lucida Console" w:hAnsi="Lucida Console" w:cs="Lucida Console"/>
-          <w:sz w:val="12"/>
-          <w:szCs w:val="12"/>
-          <w:shd w:val="clear" w:color="auto" w:fill="FFEDED"/>
-          <w:lang w:val="ru-RU"/>
-        </w:rPr>
-        <w:tab/>
-      </w:r>
-      <w:r>
-        <w:rPr>
-          <w:rFonts w:ascii="Lucida Console" w:hAnsi="Lucida Console" w:cs="Lucida Console"/>
-          <w:sz w:val="12"/>
-          <w:szCs w:val="12"/>
-          <w:shd w:val="clear" w:color="auto" w:fill="FFEDED"/>
-          <w:lang w:val="ru-RU"/>
-        </w:rPr>
-        <w:tab/>
-      </w:r>
-      <w:proofErr w:type="spellStart"/>
-      <w:r>
-        <w:rPr>
-          <w:rFonts w:ascii="Lucida Console" w:hAnsi="Lucida Console" w:cs="Lucida Console"/>
-          <w:sz w:val="12"/>
-          <w:szCs w:val="12"/>
-          <w:shd w:val="clear" w:color="auto" w:fill="FFEDED"/>
-          <w:lang w:val="ru-RU"/>
-        </w:rPr>
-        <w:t>МассивСсылок</w:t>
-      </w:r>
-      <w:proofErr w:type="spellEnd"/>
-      <w:r>
-        <w:rPr>
-          <w:rFonts w:ascii="Lucida Console" w:hAnsi="Lucida Console" w:cs="Lucida Console"/>
-          <w:sz w:val="12"/>
-          <w:szCs w:val="12"/>
-          <w:shd w:val="clear" w:color="auto" w:fill="FFEDED"/>
-          <w:lang w:val="ru-RU"/>
-        </w:rPr>
-        <w:t xml:space="preserve"> = КритерииОтбора.ДокументыПоБизнеспроцессам.</w:t>
-      </w:r>
-      <w:proofErr w:type="gramStart"/>
-      <w:r>
-        <w:rPr>
-          <w:rFonts w:ascii="Lucida Console" w:hAnsi="Lucida Console" w:cs="Lucida Console"/>
-          <w:sz w:val="12"/>
-          <w:szCs w:val="12"/>
-          <w:shd w:val="clear" w:color="auto" w:fill="FFEDED"/>
-          <w:lang w:val="ru-RU"/>
-        </w:rPr>
-        <w:t>Найти(</w:t>
-      </w:r>
-      <w:proofErr w:type="gramEnd"/>
-      <w:r>
-        <w:rPr>
-          <w:rFonts w:ascii="Lucida Console" w:hAnsi="Lucida Console" w:cs="Lucida Console"/>
-          <w:sz w:val="12"/>
-          <w:szCs w:val="12"/>
-          <w:shd w:val="clear" w:color="auto" w:fill="FFEDED"/>
-          <w:lang w:val="ru-RU"/>
-        </w:rPr>
-        <w:t>Источник.Ссылка);</w:t>
-      </w:r>
-    </w:p>
-    <w:p>
-      <w:pPr>
-        <w:autoSpaceDE w:val="0"/>
-        <w:autoSpaceDN w:val="0"/>
-        <w:adjustRightInd w:val="0"/>
-        <w:spacing w:after="0" w:line="240" w:lineRule="auto"/>
-        <w:rPr>
-          <w:rFonts w:ascii="Lucida Console" w:hAnsi="Lucida Console" w:cs="Lucida Console"/>
-          <w:sz w:val="12"/>
-          <w:szCs w:val="12"/>
-          <w:lang w:val="ru-RU"/>
-        </w:rPr>
-      </w:pPr>
-      <w:r>
-        <w:rPr>
-          <w:rFonts w:ascii="Lucida Console" w:hAnsi="Lucida Console" w:cs="Lucida Console"/>
-          <w:sz w:val="12"/>
-          <w:szCs w:val="12"/>
-          <w:shd w:val="clear" w:color="auto" w:fill="FFEDED"/>
-          <w:lang w:val="ru-RU"/>
-        </w:rPr>
-        <w:tab/>
-      </w:r>
-      <w:r>
-        <w:rPr>
-          <w:rFonts w:ascii="Lucida Console" w:hAnsi="Lucida Console" w:cs="Lucida Console"/>
-          <w:sz w:val="12"/>
-          <w:szCs w:val="12"/>
-          <w:shd w:val="clear" w:color="auto" w:fill="FFEDED"/>
-          <w:lang w:val="ru-RU"/>
-        </w:rPr>
-        <w:tab/>
-        <w:t xml:space="preserve">Для </w:t>
-      </w:r>
-      <w:r>
-        <w:rPr>
-          <w:rFonts w:ascii="Lucida Console" w:hAnsi="Lucida Console" w:cs="Lucida Console"/>
-          <w:color w:val="000000"/>
-          <w:sz w:val="12"/>
-          <w:szCs w:val="12"/>
-          <w:shd w:val="clear" w:color="auto" w:fill="FFC8C8"/>
-          <w:lang w:val="ru-RU"/>
-        </w:rPr>
-        <w:t>к</w:t>
-      </w:r>
-      <w:r>
-        <w:rPr>
-          <w:rFonts w:ascii="Lucida Console" w:hAnsi="Lucida Console" w:cs="Lucida Console"/>
-          <w:sz w:val="12"/>
-          <w:szCs w:val="12"/>
-          <w:shd w:val="clear" w:color="auto" w:fill="FFEDED"/>
-          <w:lang w:val="ru-RU"/>
-        </w:rPr>
-        <w:t xml:space="preserve">аждого </w:t>
-      </w:r>
-      <w:proofErr w:type="spellStart"/>
-      <w:r>
-        <w:rPr>
-          <w:rFonts w:ascii="Lucida Console" w:hAnsi="Lucida Console" w:cs="Lucida Console"/>
-          <w:sz w:val="12"/>
-          <w:szCs w:val="12"/>
-          <w:shd w:val="clear" w:color="auto" w:fill="FFEDED"/>
-          <w:lang w:val="ru-RU"/>
-        </w:rPr>
-        <w:t>Тек</w:t>
-      </w:r>
-      <w:r>
-        <w:rPr>
-          <w:rFonts w:ascii="Lucida Console" w:hAnsi="Lucida Console" w:cs="Lucida Console"/>
-          <w:color w:val="000000"/>
-          <w:sz w:val="12"/>
-          <w:szCs w:val="12"/>
-          <w:shd w:val="clear" w:color="auto" w:fill="FFC8C8"/>
-          <w:lang w:val="ru-RU"/>
-        </w:rPr>
-        <w:t>Док</w:t>
-      </w:r>
-      <w:proofErr w:type="spellEnd"/>
-      <w:r>
-        <w:rPr>
-          <w:rFonts w:ascii="Lucida Console" w:hAnsi="Lucida Console" w:cs="Lucida Console"/>
-          <w:sz w:val="12"/>
-          <w:szCs w:val="12"/>
-          <w:shd w:val="clear" w:color="auto" w:fill="FFEDED"/>
-          <w:lang w:val="ru-RU"/>
-        </w:rPr>
-        <w:t xml:space="preserve"> Из </w:t>
-      </w:r>
-      <w:proofErr w:type="spellStart"/>
-      <w:r>
-        <w:rPr>
-          <w:rFonts w:ascii="Lucida Console" w:hAnsi="Lucida Console" w:cs="Lucida Console"/>
-          <w:sz w:val="12"/>
-          <w:szCs w:val="12"/>
-          <w:shd w:val="clear" w:color="auto" w:fill="FFEDED"/>
-          <w:lang w:val="ru-RU"/>
-        </w:rPr>
-        <w:t>МассивСсылок</w:t>
-      </w:r>
-      <w:proofErr w:type="spellEnd"/>
-      <w:r>
-        <w:rPr>
-          <w:rFonts w:ascii="Lucida Console" w:hAnsi="Lucida Console" w:cs="Lucida Console"/>
-          <w:sz w:val="12"/>
-          <w:szCs w:val="12"/>
-          <w:shd w:val="clear" w:color="auto" w:fill="FFEDED"/>
-          <w:lang w:val="ru-RU"/>
-        </w:rPr>
-        <w:t xml:space="preserve"> Цикл</w:t>
-      </w:r>
-    </w:p>
-    <w:p>
-      <w:pPr>
-        <w:autoSpaceDE w:val="0"/>
-        <w:autoSpaceDN w:val="0"/>
-        <w:adjustRightInd w:val="0"/>
-        <w:spacing w:after="0" w:line="240" w:lineRule="auto"/>
-        <w:rPr>
-          <w:rFonts w:ascii="Lucida Console" w:hAnsi="Lucida Console" w:cs="Lucida Console"/>
-          <w:sz w:val="12"/>
-          <w:szCs w:val="12"/>
-          <w:lang w:val="ru-RU"/>
-        </w:rPr>
-      </w:pPr>
-      <w:r>
-        <w:rPr>
-          <w:rFonts w:ascii="Lucida Console" w:hAnsi="Lucida Console" w:cs="Lucida Console"/>
-          <w:sz w:val="12"/>
-          <w:szCs w:val="12"/>
-          <w:shd w:val="clear" w:color="auto" w:fill="FFEDED"/>
-          <w:lang w:val="ru-RU"/>
-        </w:rPr>
-        <w:tab/>
-      </w:r>
-      <w:r>
-        <w:rPr>
-          <w:rFonts w:ascii="Lucida Console" w:hAnsi="Lucida Console" w:cs="Lucida Console"/>
-          <w:sz w:val="12"/>
-          <w:szCs w:val="12"/>
-          <w:shd w:val="clear" w:color="auto" w:fill="FFEDED"/>
-          <w:lang w:val="ru-RU"/>
-        </w:rPr>
-        <w:tab/>
-      </w:r>
-      <w:r>
-        <w:rPr>
-          <w:rFonts w:ascii="Lucida Console" w:hAnsi="Lucida Console" w:cs="Lucida Console"/>
-          <w:sz w:val="12"/>
-          <w:szCs w:val="12"/>
-          <w:shd w:val="clear" w:color="auto" w:fill="FFEDED"/>
-          <w:lang w:val="ru-RU"/>
-        </w:rPr>
-        <w:tab/>
-      </w:r>
-      <w:r>
-        <w:rPr>
-          <w:rFonts w:ascii="Lucida Console" w:hAnsi="Lucida Console" w:cs="Lucida Console"/>
-          <w:color w:val="000000"/>
-          <w:sz w:val="12"/>
-          <w:szCs w:val="12"/>
-          <w:shd w:val="clear" w:color="auto" w:fill="C8C8FF"/>
-          <w:lang w:val="ru-RU"/>
-        </w:rPr>
-        <w:t xml:space="preserve">Если </w:t>
-      </w:r>
-      <w:proofErr w:type="spellStart"/>
-      <w:r>
-        <w:rPr>
-          <w:rFonts w:ascii="Lucida Console" w:hAnsi="Lucida Console" w:cs="Lucida Console"/>
-          <w:color w:val="000000"/>
-          <w:sz w:val="12"/>
-          <w:szCs w:val="12"/>
-          <w:shd w:val="clear" w:color="auto" w:fill="C8C8FF"/>
-          <w:lang w:val="ru-RU"/>
-        </w:rPr>
-        <w:t>ТекДок.ПометкаУдаления</w:t>
-      </w:r>
-      <w:proofErr w:type="spellEnd"/>
-      <w:r>
-        <w:rPr>
-          <w:rFonts w:ascii="Lucida Console" w:hAnsi="Lucida Console" w:cs="Lucida Console"/>
-          <w:color w:val="000000"/>
-          <w:sz w:val="12"/>
-          <w:szCs w:val="12"/>
-          <w:shd w:val="clear" w:color="auto" w:fill="C8C8FF"/>
-          <w:lang w:val="ru-RU"/>
-        </w:rPr>
-        <w:t xml:space="preserve"> &lt;&gt; </w:t>
-      </w:r>
-      <w:proofErr w:type="spellStart"/>
-      <w:r>
-        <w:rPr>
-          <w:rFonts w:ascii="Lucida Console" w:hAnsi="Lucida Console" w:cs="Lucida Console"/>
-          <w:color w:val="000000"/>
-          <w:sz w:val="12"/>
-          <w:szCs w:val="12"/>
-          <w:shd w:val="clear" w:color="auto" w:fill="C8C8FF"/>
-          <w:lang w:val="ru-RU"/>
-        </w:rPr>
-        <w:t>Источник.ПометкаУдаления</w:t>
-      </w:r>
-      <w:proofErr w:type="spellEnd"/>
-      <w:r>
-        <w:rPr>
-          <w:rFonts w:ascii="Lucida Console" w:hAnsi="Lucida Console" w:cs="Lucida Console"/>
-          <w:color w:val="000000"/>
-          <w:sz w:val="12"/>
-          <w:szCs w:val="12"/>
-          <w:shd w:val="clear" w:color="auto" w:fill="C8C8FF"/>
-          <w:lang w:val="ru-RU"/>
-        </w:rPr>
-        <w:t xml:space="preserve"> Тогда</w:t>
-      </w:r>
-    </w:p>
-    <w:p>
-      <w:pPr>
-        <w:autoSpaceDE w:val="0"/>
-        <w:autoSpaceDN w:val="0"/>
-        <w:adjustRightInd w:val="0"/>
-        <w:spacing w:after="0" w:line="240" w:lineRule="auto"/>
-        <w:rPr>
-          <w:rFonts w:ascii="Lucida Console" w:hAnsi="Lucida Console" w:cs="Lucida Console"/>
-          <w:sz w:val="12"/>
-          <w:szCs w:val="12"/>
-          <w:lang w:val="ru-RU"/>
-        </w:rPr>
-      </w:pPr>
-      <w:r>
-        <w:rPr>
-          <w:rFonts w:ascii="Lucida Console" w:hAnsi="Lucida Console" w:cs="Lucida Console"/>
-          <w:color w:val="000000"/>
-          <w:sz w:val="12"/>
-          <w:szCs w:val="12"/>
-          <w:shd w:val="clear" w:color="auto" w:fill="C8C8FF"/>
-          <w:lang w:val="ru-RU"/>
-        </w:rPr>
-        <w:tab/>
-      </w:r>
-      <w:r>
-        <w:rPr>
-          <w:rFonts w:ascii="Lucida Console" w:hAnsi="Lucida Console" w:cs="Lucida Console"/>
-          <w:sz w:val="12"/>
-          <w:szCs w:val="12"/>
-          <w:shd w:val="clear" w:color="auto" w:fill="FFEDED"/>
-          <w:lang w:val="ru-RU"/>
-        </w:rPr>
-        <w:tab/>
-      </w:r>
-      <w:r>
-        <w:rPr>
-          <w:rFonts w:ascii="Lucida Console" w:hAnsi="Lucida Console" w:cs="Lucida Console"/>
-          <w:sz w:val="12"/>
-          <w:szCs w:val="12"/>
-          <w:shd w:val="clear" w:color="auto" w:fill="FFEDED"/>
-          <w:lang w:val="ru-RU"/>
-        </w:rPr>
-        <w:tab/>
-      </w:r>
-      <w:r>
-        <w:rPr>
-          <w:rFonts w:ascii="Lucida Console" w:hAnsi="Lucida Console" w:cs="Lucida Console"/>
-          <w:sz w:val="12"/>
-          <w:szCs w:val="12"/>
-          <w:shd w:val="clear" w:color="auto" w:fill="FFEDED"/>
-          <w:lang w:val="ru-RU"/>
-        </w:rPr>
-        <w:tab/>
-        <w:t>Попытка</w:t>
-      </w:r>
-    </w:p>
-    <w:p>
-      <w:pPr>
-        <w:autoSpaceDE w:val="0"/>
-        <w:autoSpaceDN w:val="0"/>
-        <w:adjustRightInd w:val="0"/>
-        <w:spacing w:after="0" w:line="240" w:lineRule="auto"/>
-        <w:rPr>
-          <w:rFonts w:ascii="Lucida Console" w:hAnsi="Lucida Console" w:cs="Lucida Console"/>
-          <w:sz w:val="12"/>
-          <w:szCs w:val="12"/>
-          <w:lang w:val="ru-RU"/>
-        </w:rPr>
-      </w:pPr>
-      <w:r>
-        <w:rPr>
-          <w:rFonts w:ascii="Lucida Console" w:hAnsi="Lucida Console" w:cs="Lucida Console"/>
-          <w:sz w:val="12"/>
-          <w:szCs w:val="12"/>
-          <w:shd w:val="clear" w:color="auto" w:fill="FFEDED"/>
-          <w:lang w:val="ru-RU"/>
-        </w:rPr>
-        <w:tab/>
-      </w:r>
-      <w:r>
-        <w:rPr>
-          <w:rFonts w:ascii="Lucida Console" w:hAnsi="Lucida Console" w:cs="Lucida Console"/>
-          <w:sz w:val="12"/>
-          <w:szCs w:val="12"/>
-          <w:shd w:val="clear" w:color="auto" w:fill="FFEDED"/>
-          <w:lang w:val="ru-RU"/>
-        </w:rPr>
-        <w:tab/>
-      </w:r>
-      <w:r>
-        <w:rPr>
-          <w:rFonts w:ascii="Lucida Console" w:hAnsi="Lucida Console" w:cs="Lucida Console"/>
-          <w:sz w:val="12"/>
-          <w:szCs w:val="12"/>
-          <w:shd w:val="clear" w:color="auto" w:fill="FFEDED"/>
-          <w:lang w:val="ru-RU"/>
-        </w:rPr>
-        <w:tab/>
-      </w:r>
-      <w:r>
-        <w:rPr>
-          <w:rFonts w:ascii="Lucida Console" w:hAnsi="Lucida Console" w:cs="Lucida Console"/>
-          <w:sz w:val="12"/>
-          <w:szCs w:val="12"/>
-          <w:shd w:val="clear" w:color="auto" w:fill="FFEDED"/>
-          <w:lang w:val="ru-RU"/>
-        </w:rPr>
-        <w:tab/>
-      </w:r>
-      <w:r>
-        <w:rPr>
-          <w:rFonts w:ascii="Lucida Console" w:hAnsi="Lucida Console" w:cs="Lucida Console"/>
-          <w:color w:val="000000"/>
-          <w:sz w:val="12"/>
-          <w:szCs w:val="12"/>
-          <w:shd w:val="clear" w:color="auto" w:fill="C8C8FF"/>
-          <w:lang w:val="ru-RU"/>
-        </w:rPr>
-        <w:tab/>
-      </w:r>
-      <w:proofErr w:type="spellStart"/>
-      <w:proofErr w:type="gramStart"/>
-      <w:r>
-        <w:rPr>
-          <w:rFonts w:ascii="Lucida Console" w:hAnsi="Lucida Console" w:cs="Lucida Console"/>
-          <w:sz w:val="12"/>
-          <w:szCs w:val="12"/>
-          <w:shd w:val="clear" w:color="auto" w:fill="FFEDED"/>
-          <w:lang w:val="ru-RU"/>
-        </w:rPr>
-        <w:t>ДокОбъект</w:t>
-      </w:r>
-      <w:proofErr w:type="spellEnd"/>
-      <w:r>
-        <w:rPr>
-          <w:rFonts w:ascii="Lucida Console" w:hAnsi="Lucida Console" w:cs="Lucida Console"/>
-          <w:sz w:val="12"/>
-          <w:szCs w:val="12"/>
-          <w:shd w:val="clear" w:color="auto" w:fill="FFEDED"/>
-          <w:lang w:val="ru-RU"/>
-        </w:rPr>
-        <w:t xml:space="preserve">  =</w:t>
-      </w:r>
-      <w:proofErr w:type="gramEnd"/>
-      <w:r>
-        <w:rPr>
-          <w:rFonts w:ascii="Lucida Console" w:hAnsi="Lucida Console" w:cs="Lucida Console"/>
-          <w:sz w:val="12"/>
-          <w:szCs w:val="12"/>
-          <w:shd w:val="clear" w:color="auto" w:fill="FFEDED"/>
-          <w:lang w:val="ru-RU"/>
-        </w:rPr>
-        <w:t xml:space="preserve"> </w:t>
-      </w:r>
-      <w:proofErr w:type="spellStart"/>
-      <w:r>
-        <w:rPr>
-          <w:rFonts w:ascii="Lucida Console" w:hAnsi="Lucida Console" w:cs="Lucida Console"/>
-          <w:sz w:val="12"/>
-          <w:szCs w:val="12"/>
-          <w:shd w:val="clear" w:color="auto" w:fill="FFEDED"/>
-          <w:lang w:val="ru-RU"/>
-        </w:rPr>
-        <w:t>Тек</w:t>
-      </w:r>
-      <w:r>
-        <w:rPr>
-          <w:rFonts w:ascii="Lucida Console" w:hAnsi="Lucida Console" w:cs="Lucida Console"/>
-          <w:color w:val="000000"/>
-          <w:sz w:val="12"/>
-          <w:szCs w:val="12"/>
-          <w:shd w:val="clear" w:color="auto" w:fill="FFC8C8"/>
-          <w:lang w:val="ru-RU"/>
-        </w:rPr>
-        <w:t>Док</w:t>
-      </w:r>
-      <w:r>
-        <w:rPr>
-          <w:rFonts w:ascii="Lucida Console" w:hAnsi="Lucida Console" w:cs="Lucida Console"/>
-          <w:sz w:val="12"/>
-          <w:szCs w:val="12"/>
-          <w:shd w:val="clear" w:color="auto" w:fill="FFEDED"/>
-          <w:lang w:val="ru-RU"/>
-        </w:rPr>
-        <w:t>.ПолучитьОбъект</w:t>
-      </w:r>
-      <w:proofErr w:type="spellEnd"/>
-      <w:r>
-        <w:rPr>
-          <w:rFonts w:ascii="Lucida Console" w:hAnsi="Lucida Console" w:cs="Lucida Console"/>
-          <w:sz w:val="12"/>
-          <w:szCs w:val="12"/>
-          <w:shd w:val="clear" w:color="auto" w:fill="FFEDED"/>
-          <w:lang w:val="ru-RU"/>
-        </w:rPr>
-        <w:t>();</w:t>
-      </w:r>
-    </w:p>
-    <w:p>
-      <w:pPr>
-        <w:autoSpaceDE w:val="0"/>
-        <w:autoSpaceDN w:val="0"/>
-        <w:adjustRightInd w:val="0"/>
-        <w:spacing w:after="0" w:line="240" w:lineRule="auto"/>
-        <w:rPr>
-          <w:rFonts w:ascii="Lucida Console" w:hAnsi="Lucida Console" w:cs="Lucida Console"/>
-          <w:sz w:val="12"/>
-          <w:szCs w:val="12"/>
-          <w:lang w:val="ru-RU"/>
-        </w:rPr>
-      </w:pPr>
-      <w:r>
-        <w:rPr>
-          <w:rFonts w:ascii="Lucida Console" w:hAnsi="Lucida Console" w:cs="Lucida Console"/>
-          <w:sz w:val="12"/>
-          <w:szCs w:val="12"/>
-          <w:shd w:val="clear" w:color="auto" w:fill="FFEDED"/>
-          <w:lang w:val="ru-RU"/>
-        </w:rPr>
-        <w:tab/>
-      </w:r>
-      <w:r>
-        <w:rPr>
-          <w:rFonts w:ascii="Lucida Console" w:hAnsi="Lucida Console" w:cs="Lucida Console"/>
-          <w:sz w:val="12"/>
-          <w:szCs w:val="12"/>
-          <w:shd w:val="clear" w:color="auto" w:fill="FFEDED"/>
-          <w:lang w:val="ru-RU"/>
-        </w:rPr>
-        <w:tab/>
-      </w:r>
-      <w:r>
-        <w:rPr>
-          <w:rFonts w:ascii="Lucida Console" w:hAnsi="Lucida Console" w:cs="Lucida Console"/>
-          <w:sz w:val="12"/>
-          <w:szCs w:val="12"/>
-          <w:shd w:val="clear" w:color="auto" w:fill="FFEDED"/>
-          <w:lang w:val="ru-RU"/>
-        </w:rPr>
-        <w:tab/>
-      </w:r>
-      <w:r>
-        <w:rPr>
-          <w:rFonts w:ascii="Lucida Console" w:hAnsi="Lucida Console" w:cs="Lucida Console"/>
-          <w:sz w:val="12"/>
-          <w:szCs w:val="12"/>
-          <w:shd w:val="clear" w:color="auto" w:fill="FFEDED"/>
-          <w:lang w:val="ru-RU"/>
-        </w:rPr>
-        <w:tab/>
-      </w:r>
-      <w:r>
-        <w:rPr>
-          <w:rFonts w:ascii="Lucida Console" w:hAnsi="Lucida Console" w:cs="Lucida Console"/>
-          <w:color w:val="000000"/>
-          <w:sz w:val="12"/>
-          <w:szCs w:val="12"/>
-          <w:shd w:val="clear" w:color="auto" w:fill="C8C8FF"/>
-          <w:lang w:val="ru-RU"/>
-        </w:rPr>
-        <w:tab/>
-      </w:r>
-      <w:proofErr w:type="spellStart"/>
-      <w:r>
-        <w:rPr>
-          <w:rFonts w:ascii="Lucida Console" w:hAnsi="Lucida Console" w:cs="Lucida Console"/>
-          <w:sz w:val="12"/>
-          <w:szCs w:val="12"/>
-          <w:shd w:val="clear" w:color="auto" w:fill="FFEDED"/>
-          <w:lang w:val="ru-RU"/>
-        </w:rPr>
-        <w:t>ДокОбъект.УстановитьПометкуУдаления</w:t>
-      </w:r>
-      <w:proofErr w:type="spellEnd"/>
-      <w:r>
-        <w:rPr>
-          <w:rFonts w:ascii="Lucida Console" w:hAnsi="Lucida Console" w:cs="Lucida Console"/>
-          <w:sz w:val="12"/>
-          <w:szCs w:val="12"/>
-          <w:shd w:val="clear" w:color="auto" w:fill="FFEDED"/>
-          <w:lang w:val="ru-RU"/>
-        </w:rPr>
-        <w:t>(</w:t>
-      </w:r>
-      <w:proofErr w:type="spellStart"/>
-      <w:r>
-        <w:rPr>
-          <w:rFonts w:ascii="Lucida Console" w:hAnsi="Lucida Console" w:cs="Lucida Console"/>
-          <w:sz w:val="12"/>
-          <w:szCs w:val="12"/>
-          <w:shd w:val="clear" w:color="auto" w:fill="FFEDED"/>
-          <w:lang w:val="ru-RU"/>
-        </w:rPr>
-        <w:t>Источник.ПометкаУдаления</w:t>
-      </w:r>
-      <w:proofErr w:type="spellEnd"/>
-      <w:r>
-        <w:rPr>
-          <w:rFonts w:ascii="Lucida Console" w:hAnsi="Lucida Console" w:cs="Lucida Console"/>
-          <w:sz w:val="12"/>
-          <w:szCs w:val="12"/>
-          <w:shd w:val="clear" w:color="auto" w:fill="FFEDED"/>
-          <w:lang w:val="ru-RU"/>
-        </w:rPr>
-        <w:t>);</w:t>
-      </w:r>
-    </w:p>
-    <w:p>
-      <w:pPr>
-        <w:autoSpaceDE w:val="0"/>
-        <w:autoSpaceDN w:val="0"/>
-        <w:adjustRightInd w:val="0"/>
-        <w:spacing w:after="0" w:line="240" w:lineRule="auto"/>
-        <w:rPr>
-          <w:rFonts w:ascii="Lucida Console" w:hAnsi="Lucida Console" w:cs="Lucida Console"/>
-          <w:sz w:val="12"/>
-          <w:szCs w:val="12"/>
-          <w:lang w:val="ru-RU"/>
-        </w:rPr>
-      </w:pPr>
-      <w:r>
-        <w:rPr>
-          <w:rFonts w:ascii="Lucida Console" w:hAnsi="Lucida Console" w:cs="Lucida Console"/>
-          <w:color w:val="000000"/>
-          <w:sz w:val="12"/>
-          <w:szCs w:val="12"/>
-          <w:shd w:val="clear" w:color="auto" w:fill="C8C8FF"/>
-          <w:lang w:val="ru-RU"/>
-        </w:rPr>
-        <w:tab/>
-      </w:r>
-      <w:r>
-        <w:rPr>
-          <w:rFonts w:ascii="Lucida Console" w:hAnsi="Lucida Console" w:cs="Lucida Console"/>
-          <w:sz w:val="12"/>
-          <w:szCs w:val="12"/>
-          <w:shd w:val="clear" w:color="auto" w:fill="FFEDED"/>
-          <w:lang w:val="ru-RU"/>
-        </w:rPr>
-        <w:tab/>
-      </w:r>
-      <w:r>
-        <w:rPr>
-          <w:rFonts w:ascii="Lucida Console" w:hAnsi="Lucida Console" w:cs="Lucida Console"/>
-          <w:sz w:val="12"/>
-          <w:szCs w:val="12"/>
-          <w:shd w:val="clear" w:color="auto" w:fill="FFEDED"/>
-          <w:lang w:val="ru-RU"/>
-        </w:rPr>
-        <w:tab/>
-      </w:r>
-      <w:r>
-        <w:rPr>
-          <w:rFonts w:ascii="Lucida Console" w:hAnsi="Lucida Console" w:cs="Lucida Console"/>
-          <w:sz w:val="12"/>
-          <w:szCs w:val="12"/>
-          <w:shd w:val="clear" w:color="auto" w:fill="FFEDED"/>
-          <w:lang w:val="ru-RU"/>
-        </w:rPr>
-        <w:tab/>
-        <w:t>Исключение</w:t>
-      </w:r>
-    </w:p>
-    <w:p>
-      <w:pPr>
-        <w:autoSpaceDE w:val="0"/>
-        <w:autoSpaceDN w:val="0"/>
-        <w:adjustRightInd w:val="0"/>
-        <w:spacing w:after="0" w:line="240" w:lineRule="auto"/>
-        <w:rPr>
-          <w:rFonts w:ascii="Lucida Console" w:hAnsi="Lucida Console" w:cs="Lucida Console"/>
-          <w:sz w:val="12"/>
-          <w:szCs w:val="12"/>
-          <w:lang w:val="ru-RU"/>
-        </w:rPr>
-      </w:pPr>
-      <w:r>
-        <w:rPr>
-          <w:rFonts w:ascii="Lucida Console" w:hAnsi="Lucida Console" w:cs="Lucida Console"/>
-          <w:color w:val="000000"/>
-          <w:sz w:val="12"/>
-          <w:szCs w:val="12"/>
-          <w:shd w:val="clear" w:color="auto" w:fill="C8C8FF"/>
-          <w:lang w:val="ru-RU"/>
-        </w:rPr>
-        <w:tab/>
-      </w:r>
-      <w:r>
-        <w:rPr>
-          <w:rFonts w:ascii="Lucida Console" w:hAnsi="Lucida Console" w:cs="Lucida Console"/>
-          <w:sz w:val="12"/>
-          <w:szCs w:val="12"/>
-          <w:shd w:val="clear" w:color="auto" w:fill="FFEDED"/>
-          <w:lang w:val="ru-RU"/>
-        </w:rPr>
-        <w:tab/>
-      </w:r>
-      <w:r>
-        <w:rPr>
-          <w:rFonts w:ascii="Lucida Console" w:hAnsi="Lucida Console" w:cs="Lucida Console"/>
-          <w:sz w:val="12"/>
-          <w:szCs w:val="12"/>
-          <w:shd w:val="clear" w:color="auto" w:fill="FFEDED"/>
-          <w:lang w:val="ru-RU"/>
-        </w:rPr>
-        <w:tab/>
-      </w:r>
-      <w:r>
-        <w:rPr>
-          <w:rFonts w:ascii="Lucida Console" w:hAnsi="Lucida Console" w:cs="Lucida Console"/>
-          <w:sz w:val="12"/>
-          <w:szCs w:val="12"/>
-          <w:shd w:val="clear" w:color="auto" w:fill="FFEDED"/>
-          <w:lang w:val="ru-RU"/>
-        </w:rPr>
-        <w:tab/>
-      </w:r>
-      <w:r>
-        <w:rPr>
-          <w:rFonts w:ascii="Lucida Console" w:hAnsi="Lucida Console" w:cs="Lucida Console"/>
-          <w:sz w:val="12"/>
-          <w:szCs w:val="12"/>
-          <w:shd w:val="clear" w:color="auto" w:fill="FFEDED"/>
-          <w:lang w:val="ru-RU"/>
-        </w:rPr>
-        <w:tab/>
-        <w:t>Отказ = Истина;</w:t>
-      </w:r>
-    </w:p>
-    <w:p>
-      <w:pPr>
-        <w:autoSpaceDE w:val="0"/>
-        <w:autoSpaceDN w:val="0"/>
-        <w:adjustRightInd w:val="0"/>
-        <w:spacing w:after="0" w:line="240" w:lineRule="auto"/>
-        <w:rPr>
-          <w:rFonts w:ascii="Lucida Console" w:hAnsi="Lucida Console" w:cs="Lucida Console"/>
-          <w:sz w:val="12"/>
-          <w:szCs w:val="12"/>
-          <w:lang w:val="ru-RU"/>
-        </w:rPr>
-      </w:pPr>
-      <w:r>
-        <w:rPr>
-          <w:rFonts w:ascii="Lucida Console" w:hAnsi="Lucida Console" w:cs="Lucida Console"/>
-          <w:color w:val="000000"/>
-          <w:sz w:val="12"/>
-          <w:szCs w:val="12"/>
-          <w:shd w:val="clear" w:color="auto" w:fill="C8C8FF"/>
-          <w:lang w:val="ru-RU"/>
-        </w:rPr>
-        <w:tab/>
-      </w:r>
-      <w:r>
-        <w:rPr>
-          <w:rFonts w:ascii="Lucida Console" w:hAnsi="Lucida Console" w:cs="Lucida Console"/>
-          <w:sz w:val="12"/>
-          <w:szCs w:val="12"/>
-          <w:shd w:val="clear" w:color="auto" w:fill="FFEDED"/>
-          <w:lang w:val="ru-RU"/>
-        </w:rPr>
-        <w:tab/>
-      </w:r>
-      <w:r>
-        <w:rPr>
-          <w:rFonts w:ascii="Lucida Console" w:hAnsi="Lucida Console" w:cs="Lucida Console"/>
-          <w:sz w:val="12"/>
-          <w:szCs w:val="12"/>
-          <w:shd w:val="clear" w:color="auto" w:fill="FFEDED"/>
-          <w:lang w:val="ru-RU"/>
-        </w:rPr>
-        <w:tab/>
-      </w:r>
-      <w:r>
-        <w:rPr>
-          <w:rFonts w:ascii="Lucida Console" w:hAnsi="Lucida Console" w:cs="Lucida Console"/>
-          <w:sz w:val="12"/>
-          <w:szCs w:val="12"/>
-          <w:shd w:val="clear" w:color="auto" w:fill="FFEDED"/>
-          <w:lang w:val="ru-RU"/>
-        </w:rPr>
-        <w:tab/>
-      </w:r>
-      <w:r>
-        <w:rPr>
-          <w:rFonts w:ascii="Lucida Console" w:hAnsi="Lucida Console" w:cs="Lucida Console"/>
-          <w:sz w:val="12"/>
-          <w:szCs w:val="12"/>
-          <w:shd w:val="clear" w:color="auto" w:fill="FFEDED"/>
-          <w:lang w:val="ru-RU"/>
-        </w:rPr>
-        <w:tab/>
-      </w:r>
-      <w:proofErr w:type="spellStart"/>
-      <w:r>
-        <w:rPr>
-          <w:rFonts w:ascii="Lucida Console" w:hAnsi="Lucida Console" w:cs="Lucida Console"/>
-          <w:sz w:val="12"/>
-          <w:szCs w:val="12"/>
-          <w:shd w:val="clear" w:color="auto" w:fill="FFEDED"/>
-          <w:lang w:val="ru-RU"/>
-        </w:rPr>
-        <w:t>ТекстСообщения</w:t>
-      </w:r>
-      <w:proofErr w:type="spellEnd"/>
-      <w:r>
-        <w:rPr>
-          <w:rFonts w:ascii="Lucida Console" w:hAnsi="Lucida Console" w:cs="Lucida Console"/>
-          <w:sz w:val="12"/>
-          <w:szCs w:val="12"/>
-          <w:shd w:val="clear" w:color="auto" w:fill="FFEDED"/>
-          <w:lang w:val="ru-RU"/>
-        </w:rPr>
-        <w:t xml:space="preserve"> = </w:t>
-      </w:r>
-      <w:proofErr w:type="spellStart"/>
-      <w:proofErr w:type="gramStart"/>
-      <w:r>
-        <w:rPr>
-          <w:rFonts w:ascii="Lucida Console" w:hAnsi="Lucida Console" w:cs="Lucida Console"/>
-          <w:sz w:val="12"/>
-          <w:szCs w:val="12"/>
-          <w:shd w:val="clear" w:color="auto" w:fill="FFEDED"/>
-          <w:lang w:val="ru-RU"/>
-        </w:rPr>
-        <w:t>НСтр</w:t>
-      </w:r>
-      <w:proofErr w:type="spellEnd"/>
-      <w:r>
-        <w:rPr>
-          <w:rFonts w:ascii="Lucida Console" w:hAnsi="Lucida Console" w:cs="Lucida Console"/>
-          <w:sz w:val="12"/>
-          <w:szCs w:val="12"/>
-          <w:shd w:val="clear" w:color="auto" w:fill="FFEDED"/>
-          <w:lang w:val="ru-RU"/>
-        </w:rPr>
-        <w:t>(</w:t>
-      </w:r>
-      <w:proofErr w:type="gramEnd"/>
-      <w:r>
-        <w:rPr>
-          <w:rFonts w:ascii="Lucida Console" w:hAnsi="Lucida Console" w:cs="Lucida Console"/>
-          <w:sz w:val="12"/>
-          <w:szCs w:val="12"/>
-          <w:shd w:val="clear" w:color="auto" w:fill="FFEDED"/>
-          <w:lang w:val="ru-RU"/>
-        </w:rPr>
-        <w:t>"</w:t>
-      </w:r>
-      <w:proofErr w:type="spellStart"/>
-      <w:r>
-        <w:rPr>
-          <w:rFonts w:ascii="Lucida Console" w:hAnsi="Lucida Console" w:cs="Lucida Console"/>
-          <w:sz w:val="12"/>
-          <w:szCs w:val="12"/>
-          <w:shd w:val="clear" w:color="auto" w:fill="FFEDED"/>
-          <w:lang w:val="ru-RU"/>
-        </w:rPr>
-        <w:t>ru</w:t>
-      </w:r>
-      <w:proofErr w:type="spellEnd"/>
-      <w:r>
-        <w:rPr>
-          <w:rFonts w:ascii="Lucida Console" w:hAnsi="Lucida Console" w:cs="Lucida Console"/>
-          <w:sz w:val="12"/>
-          <w:szCs w:val="12"/>
-          <w:shd w:val="clear" w:color="auto" w:fill="FFEDED"/>
-          <w:lang w:val="ru-RU"/>
-        </w:rPr>
-        <w:t xml:space="preserve"> = 'Не удалось пометить/снять пометку на удаление у документа: </w:t>
-      </w:r>
-      <w:r>
-        <w:rPr>
-          <w:rFonts w:ascii="Lucida Console" w:hAnsi="Lucida Console" w:cs="Lucida Console"/>
-          <w:color w:val="000000"/>
-          <w:sz w:val="12"/>
-          <w:szCs w:val="12"/>
-          <w:shd w:val="clear" w:color="auto" w:fill="FFC8C8"/>
-          <w:lang w:val="ru-RU"/>
-        </w:rPr>
-        <w:t xml:space="preserve">" + </w:t>
-      </w:r>
-      <w:proofErr w:type="spellStart"/>
-      <w:r>
-        <w:rPr>
-          <w:rFonts w:ascii="Lucida Console" w:hAnsi="Lucida Console" w:cs="Lucida Console"/>
-          <w:color w:val="000000"/>
-          <w:sz w:val="12"/>
-          <w:szCs w:val="12"/>
-          <w:shd w:val="clear" w:color="auto" w:fill="FFC8C8"/>
-          <w:lang w:val="ru-RU"/>
-        </w:rPr>
-        <w:t>ТекДок.Ссылка</w:t>
-      </w:r>
-      <w:proofErr w:type="spellEnd"/>
-      <w:r>
-        <w:rPr>
-          <w:rFonts w:ascii="Lucida Console" w:hAnsi="Lucida Console" w:cs="Lucida Console"/>
-          <w:color w:val="000000"/>
-          <w:sz w:val="12"/>
-          <w:szCs w:val="12"/>
-          <w:shd w:val="clear" w:color="auto" w:fill="FFC8C8"/>
-          <w:lang w:val="ru-RU"/>
-        </w:rPr>
-        <w:t xml:space="preserve"> + "</w:t>
-      </w:r>
-      <w:r>
-        <w:rPr>
-          <w:rFonts w:ascii="Lucida Console" w:hAnsi="Lucida Console" w:cs="Lucida Console"/>
-          <w:sz w:val="12"/>
-          <w:szCs w:val="12"/>
-          <w:shd w:val="clear" w:color="auto" w:fill="FFEDED"/>
-          <w:lang w:val="ru-RU"/>
-        </w:rPr>
-        <w:t xml:space="preserve"> по причине: </w:t>
-      </w:r>
-      <w:r>
-        <w:rPr>
-          <w:rFonts w:ascii="Lucida Console" w:hAnsi="Lucida Console" w:cs="Lucida Console"/>
-          <w:color w:val="000000"/>
-          <w:sz w:val="12"/>
-          <w:szCs w:val="12"/>
-          <w:shd w:val="clear" w:color="auto" w:fill="FFC8C8"/>
-          <w:lang w:val="ru-RU"/>
-        </w:rPr>
-        <w:t>" +</w:t>
-      </w:r>
-      <w:r>
-        <w:rPr>
-          <w:rFonts w:ascii="Lucida Console" w:hAnsi="Lucida Console" w:cs="Lucida Console"/>
-          <w:sz w:val="12"/>
-          <w:szCs w:val="12"/>
-          <w:shd w:val="clear" w:color="auto" w:fill="FFEDED"/>
-          <w:lang w:val="ru-RU"/>
-        </w:rPr>
-        <w:t xml:space="preserve"> </w:t>
-      </w:r>
-      <w:proofErr w:type="spellStart"/>
-      <w:r>
-        <w:rPr>
-          <w:rFonts w:ascii="Lucida Console" w:hAnsi="Lucida Console" w:cs="Lucida Console"/>
-          <w:sz w:val="12"/>
-          <w:szCs w:val="12"/>
-          <w:shd w:val="clear" w:color="auto" w:fill="FFEDED"/>
-          <w:lang w:val="ru-RU"/>
-        </w:rPr>
-        <w:t>ОписаниеОшибки</w:t>
-      </w:r>
-      <w:proofErr w:type="spellEnd"/>
-      <w:r>
-        <w:rPr>
-          <w:rFonts w:ascii="Lucida Console" w:hAnsi="Lucida Console" w:cs="Lucida Console"/>
-          <w:sz w:val="12"/>
-          <w:szCs w:val="12"/>
-          <w:shd w:val="clear" w:color="auto" w:fill="FFEDED"/>
-          <w:lang w:val="ru-RU"/>
-        </w:rPr>
-        <w:t>()</w:t>
-      </w:r>
-      <w:r>
-        <w:rPr>
-          <w:rFonts w:ascii="Lucida Console" w:hAnsi="Lucida Console" w:cs="Lucida Console"/>
-          <w:color w:val="000000"/>
-          <w:sz w:val="12"/>
-          <w:szCs w:val="12"/>
-          <w:shd w:val="clear" w:color="auto" w:fill="C8C8FF"/>
-          <w:lang w:val="ru-RU"/>
-        </w:rPr>
-        <w:t xml:space="preserve"> + "'"</w:t>
-      </w:r>
-      <w:r>
-        <w:rPr>
-          <w:rFonts w:ascii="Lucida Console" w:hAnsi="Lucida Console" w:cs="Lucida Console"/>
-          <w:sz w:val="12"/>
-          <w:szCs w:val="12"/>
-          <w:shd w:val="clear" w:color="auto" w:fill="FFEDED"/>
-          <w:lang w:val="ru-RU"/>
-        </w:rPr>
-        <w:t>);</w:t>
-      </w:r>
-    </w:p>
-    <w:p>
-      <w:pPr>
-        <w:autoSpaceDE w:val="0"/>
-        <w:autoSpaceDN w:val="0"/>
-        <w:adjustRightInd w:val="0"/>
-        <w:spacing w:after="0" w:line="240" w:lineRule="auto"/>
-        <w:rPr>
-          <w:rFonts w:ascii="Lucida Console" w:hAnsi="Lucida Console" w:cs="Lucida Console"/>
-          <w:sz w:val="12"/>
-          <w:szCs w:val="12"/>
-          <w:lang w:val="ru-RU"/>
-        </w:rPr>
-      </w:pPr>
-      <w:r>
-        <w:rPr>
-          <w:rFonts w:ascii="Lucida Console" w:hAnsi="Lucida Console" w:cs="Lucida Console"/>
-          <w:sz w:val="12"/>
-          <w:szCs w:val="12"/>
-          <w:shd w:val="clear" w:color="auto" w:fill="FFEDED"/>
-          <w:lang w:val="ru-RU"/>
-        </w:rPr>
-        <w:tab/>
-      </w:r>
-      <w:r>
-        <w:rPr>
-          <w:rFonts w:ascii="Lucida Console" w:hAnsi="Lucida Console" w:cs="Lucida Console"/>
-          <w:sz w:val="12"/>
-          <w:szCs w:val="12"/>
-          <w:shd w:val="clear" w:color="auto" w:fill="FFEDED"/>
-          <w:lang w:val="ru-RU"/>
-        </w:rPr>
-        <w:tab/>
-      </w:r>
-      <w:r>
-        <w:rPr>
-          <w:rFonts w:ascii="Lucida Console" w:hAnsi="Lucida Console" w:cs="Lucida Console"/>
-          <w:sz w:val="12"/>
-          <w:szCs w:val="12"/>
-          <w:shd w:val="clear" w:color="auto" w:fill="FFEDED"/>
-          <w:lang w:val="ru-RU"/>
-        </w:rPr>
-        <w:tab/>
-      </w:r>
-      <w:r>
-        <w:rPr>
-          <w:rFonts w:ascii="Lucida Console" w:hAnsi="Lucida Console" w:cs="Lucida Console"/>
-          <w:sz w:val="12"/>
-          <w:szCs w:val="12"/>
-          <w:shd w:val="clear" w:color="auto" w:fill="FFEDED"/>
-          <w:lang w:val="ru-RU"/>
-        </w:rPr>
-        <w:tab/>
-      </w:r>
-      <w:r>
-        <w:rPr>
-          <w:rFonts w:ascii="Lucida Console" w:hAnsi="Lucida Console" w:cs="Lucida Console"/>
-          <w:color w:val="000000"/>
-          <w:sz w:val="12"/>
-          <w:szCs w:val="12"/>
-          <w:shd w:val="clear" w:color="auto" w:fill="FFC8C8"/>
-          <w:lang w:val="ru-RU"/>
-        </w:rPr>
-        <w:tab/>
-        <w:t>Сообщить</w:t>
-      </w:r>
-      <w:r>
-        <w:rPr>
-          <w:rFonts w:ascii="Lucida Console" w:hAnsi="Lucida Console" w:cs="Lucida Console"/>
-          <w:sz w:val="12"/>
-          <w:szCs w:val="12"/>
-          <w:shd w:val="clear" w:color="auto" w:fill="FFEDED"/>
-          <w:lang w:val="ru-RU"/>
-        </w:rPr>
-        <w:t>(</w:t>
-      </w:r>
-      <w:proofErr w:type="spellStart"/>
-      <w:r>
-        <w:rPr>
-          <w:rFonts w:ascii="Lucida Console" w:hAnsi="Lucida Console" w:cs="Lucida Console"/>
-          <w:sz w:val="12"/>
-          <w:szCs w:val="12"/>
-          <w:shd w:val="clear" w:color="auto" w:fill="FFEDED"/>
-          <w:lang w:val="ru-RU"/>
-        </w:rPr>
-        <w:t>ТекстСообщения</w:t>
-      </w:r>
-      <w:proofErr w:type="spellEnd"/>
-      <w:r>
-        <w:rPr>
-          <w:rFonts w:ascii="Lucida Console" w:hAnsi="Lucida Console" w:cs="Lucida Console"/>
-          <w:sz w:val="12"/>
-          <w:szCs w:val="12"/>
-          <w:shd w:val="clear" w:color="auto" w:fill="FFEDED"/>
-          <w:lang w:val="ru-RU"/>
-        </w:rPr>
-        <w:t>);</w:t>
-      </w:r>
-    </w:p>
-    <w:p>
-      <w:pPr>
-        <w:autoSpaceDE w:val="0"/>
-        <w:autoSpaceDN w:val="0"/>
-        <w:adjustRightInd w:val="0"/>
-        <w:spacing w:after="0" w:line="240" w:lineRule="auto"/>
-        <w:rPr>
-          <w:rFonts w:ascii="Lucida Console" w:hAnsi="Lucida Console" w:cs="Lucida Console"/>
-          <w:sz w:val="12"/>
-          <w:szCs w:val="12"/>
-          <w:lang w:val="ru-RU"/>
-        </w:rPr>
-      </w:pPr>
-      <w:r>
-        <w:rPr>
-          <w:rFonts w:ascii="Lucida Console" w:hAnsi="Lucida Console" w:cs="Lucida Console"/>
-          <w:color w:val="000000"/>
-          <w:sz w:val="12"/>
-          <w:szCs w:val="12"/>
-          <w:shd w:val="clear" w:color="auto" w:fill="C8C8FF"/>
-          <w:lang w:val="ru-RU"/>
-        </w:rPr>
-        <w:tab/>
-      </w:r>
-      <w:r>
-        <w:rPr>
-          <w:rFonts w:ascii="Lucida Console" w:hAnsi="Lucida Console" w:cs="Lucida Console"/>
-          <w:sz w:val="12"/>
-          <w:szCs w:val="12"/>
-          <w:shd w:val="clear" w:color="auto" w:fill="FFEDED"/>
-          <w:lang w:val="ru-RU"/>
-        </w:rPr>
-        <w:tab/>
-      </w:r>
-      <w:r>
-        <w:rPr>
-          <w:rFonts w:ascii="Lucida Console" w:hAnsi="Lucida Console" w:cs="Lucida Console"/>
-          <w:sz w:val="12"/>
-          <w:szCs w:val="12"/>
-          <w:shd w:val="clear" w:color="auto" w:fill="FFEDED"/>
-          <w:lang w:val="ru-RU"/>
-        </w:rPr>
-        <w:tab/>
-      </w:r>
-      <w:r>
-        <w:rPr>
-          <w:rFonts w:ascii="Lucida Console" w:hAnsi="Lucida Console" w:cs="Lucida Console"/>
-          <w:sz w:val="12"/>
-          <w:szCs w:val="12"/>
-          <w:shd w:val="clear" w:color="auto" w:fill="FFEDED"/>
-          <w:lang w:val="ru-RU"/>
-        </w:rPr>
-        <w:tab/>
-      </w:r>
-      <w:proofErr w:type="spellStart"/>
-      <w:r>
-        <w:rPr>
-          <w:rFonts w:ascii="Lucida Console" w:hAnsi="Lucida Console" w:cs="Lucida Console"/>
-          <w:sz w:val="12"/>
-          <w:szCs w:val="12"/>
-          <w:shd w:val="clear" w:color="auto" w:fill="FFEDED"/>
-          <w:lang w:val="ru-RU"/>
-        </w:rPr>
-        <w:t>КонецПопытки</w:t>
-      </w:r>
-      <w:proofErr w:type="spellEnd"/>
-      <w:r>
-        <w:rPr>
-          <w:rFonts w:ascii="Lucida Console" w:hAnsi="Lucida Console" w:cs="Lucida Console"/>
-          <w:sz w:val="12"/>
-          <w:szCs w:val="12"/>
-          <w:shd w:val="clear" w:color="auto" w:fill="FFEDED"/>
-          <w:lang w:val="ru-RU"/>
-        </w:rPr>
-        <w:t>;</w:t>
-      </w:r>
-    </w:p>
-    <w:p>
-      <w:pPr>
-        <w:autoSpaceDE w:val="0"/>
-        <w:autoSpaceDN w:val="0"/>
-        <w:adjustRightInd w:val="0"/>
-        <w:spacing w:after="0" w:line="240" w:lineRule="auto"/>
-        <w:rPr>
-          <w:rFonts w:ascii="Lucida Console" w:hAnsi="Lucida Console" w:cs="Lucida Console"/>
-          <w:sz w:val="12"/>
-          <w:szCs w:val="12"/>
-          <w:lang w:val="ru-RU"/>
-        </w:rPr>
-      </w:pPr>
-      <w:r>
-        <w:rPr>
-          <w:rFonts w:ascii="Lucida Console" w:hAnsi="Lucida Console" w:cs="Lucida Console"/>
-          <w:sz w:val="12"/>
-          <w:szCs w:val="12"/>
-          <w:shd w:val="clear" w:color="auto" w:fill="FFEDED"/>
-          <w:lang w:val="ru-RU"/>
-        </w:rPr>
-        <w:tab/>
-      </w:r>
-      <w:r>
-        <w:rPr>
-          <w:rFonts w:ascii="Lucida Console" w:hAnsi="Lucida Console" w:cs="Lucida Console"/>
-          <w:sz w:val="12"/>
-          <w:szCs w:val="12"/>
-          <w:shd w:val="clear" w:color="auto" w:fill="FFEDED"/>
-          <w:lang w:val="ru-RU"/>
-        </w:rPr>
-        <w:tab/>
-      </w:r>
-      <w:r>
-        <w:rPr>
-          <w:rFonts w:ascii="Lucida Console" w:hAnsi="Lucida Console" w:cs="Lucida Console"/>
-          <w:sz w:val="12"/>
-          <w:szCs w:val="12"/>
-          <w:shd w:val="clear" w:color="auto" w:fill="FFEDED"/>
-          <w:lang w:val="ru-RU"/>
-        </w:rPr>
-        <w:tab/>
-      </w:r>
-      <w:proofErr w:type="spellStart"/>
-      <w:r>
-        <w:rPr>
-          <w:rFonts w:ascii="Lucida Console" w:hAnsi="Lucida Console" w:cs="Lucida Console"/>
-          <w:color w:val="000000"/>
-          <w:sz w:val="12"/>
-          <w:szCs w:val="12"/>
-          <w:shd w:val="clear" w:color="auto" w:fill="C8C8FF"/>
-          <w:lang w:val="ru-RU"/>
-        </w:rPr>
-        <w:t>КонецЕсли</w:t>
-      </w:r>
-      <w:proofErr w:type="spellEnd"/>
-      <w:r>
-        <w:rPr>
-          <w:rFonts w:ascii="Lucida Console" w:hAnsi="Lucida Console" w:cs="Lucida Console"/>
-          <w:color w:val="000000"/>
-          <w:sz w:val="12"/>
-          <w:szCs w:val="12"/>
-          <w:shd w:val="clear" w:color="auto" w:fill="C8C8FF"/>
-          <w:lang w:val="ru-RU"/>
-        </w:rPr>
-        <w:t>;</w:t>
-      </w:r>
-    </w:p>
-    <w:p>
-      <w:pPr>
-        <w:autoSpaceDE w:val="0"/>
-        <w:autoSpaceDN w:val="0"/>
-        <w:adjustRightInd w:val="0"/>
-        <w:spacing w:after="0" w:line="240" w:lineRule="auto"/>
-        <w:rPr>
-          <w:rFonts w:ascii="Lucida Console" w:hAnsi="Lucida Console" w:cs="Lucida Console"/>
-          <w:sz w:val="12"/>
-          <w:szCs w:val="12"/>
-          <w:lang w:val="ru-RU"/>
-        </w:rPr>
-      </w:pPr>
-      <w:r>
-        <w:rPr>
-          <w:rFonts w:ascii="Lucida Console" w:hAnsi="Lucida Console" w:cs="Lucida Console"/>
-          <w:sz w:val="12"/>
-          <w:szCs w:val="12"/>
-          <w:shd w:val="clear" w:color="auto" w:fill="FFFFFF"/>
-          <w:lang w:val="ru-RU"/>
-        </w:rPr>
-        <w:tab/>
-      </w:r>
-      <w:r>
-        <w:rPr>
-          <w:rFonts w:ascii="Lucida Console" w:hAnsi="Lucida Console" w:cs="Lucida Console"/>
-          <w:sz w:val="12"/>
-          <w:szCs w:val="12"/>
-          <w:shd w:val="clear" w:color="auto" w:fill="FFFFFF"/>
-          <w:lang w:val="ru-RU"/>
-        </w:rPr>
-        <w:tab/>
-      </w:r>
-      <w:proofErr w:type="spellStart"/>
-      <w:r>
-        <w:rPr>
-          <w:rFonts w:ascii="Lucida Console" w:hAnsi="Lucida Console" w:cs="Lucida Console"/>
-          <w:sz w:val="12"/>
-          <w:szCs w:val="12"/>
-          <w:shd w:val="clear" w:color="auto" w:fill="FFFFFF"/>
-          <w:lang w:val="ru-RU"/>
-        </w:rPr>
-        <w:t>КонецЦикла</w:t>
-      </w:r>
-      <w:proofErr w:type="spellEnd"/>
-      <w:r>
-        <w:rPr>
-          <w:rFonts w:ascii="Lucida Console" w:hAnsi="Lucida Console" w:cs="Lucida Console"/>
-          <w:sz w:val="12"/>
-          <w:szCs w:val="12"/>
-          <w:shd w:val="clear" w:color="auto" w:fill="FFFFFF"/>
-          <w:lang w:val="ru-RU"/>
-        </w:rPr>
-        <w:t>;</w:t>
-      </w:r>
-    </w:p>
-    <w:p>
-      <w:pPr>
-        <w:autoSpaceDE w:val="0"/>
-        <w:autoSpaceDN w:val="0"/>
-        <w:adjustRightInd w:val="0"/>
-        <w:spacing w:after="0" w:line="240" w:lineRule="auto"/>
-        <w:rPr>
-          <w:rFonts w:ascii="Lucida Console" w:hAnsi="Lucida Console" w:cs="Lucida Console"/>
-          <w:sz w:val="12"/>
-          <w:szCs w:val="12"/>
-          <w:lang w:val="ru-RU"/>
-        </w:rPr>
-      </w:pPr>
-      <w:r>
-        <w:rPr>
-          <w:rFonts w:ascii="Lucida Console" w:hAnsi="Lucida Console" w:cs="Lucida Console"/>
-          <w:sz w:val="12"/>
-          <w:szCs w:val="12"/>
-          <w:shd w:val="clear" w:color="auto" w:fill="FFFFFF"/>
-          <w:lang w:val="ru-RU"/>
-        </w:rPr>
-        <w:tab/>
-      </w:r>
-      <w:r>
-        <w:rPr>
-          <w:rFonts w:ascii="Lucida Console" w:hAnsi="Lucida Console" w:cs="Lucida Console"/>
-          <w:sz w:val="12"/>
-          <w:szCs w:val="12"/>
-          <w:shd w:val="clear" w:color="auto" w:fill="FFFFFF"/>
-          <w:lang w:val="ru-RU"/>
-        </w:rPr>
-        <w:tab/>
-      </w:r>
-    </w:p>
-    <w:p>
-      <w:pPr>
-        <w:rPr>
-          <w:sz w:val="12"/>
-          <w:szCs w:val="12"/>
-          <w:lang w:val="ru-RU"/>
-        </w:rPr>
-      </w:pPr>
-      <w:r>
-        <w:rPr>
-          <w:rFonts w:ascii="Lucida Console" w:hAnsi="Lucida Console" w:cs="Lucida Console"/>
-          <w:sz w:val="12"/>
-          <w:szCs w:val="12"/>
-          <w:shd w:val="clear" w:color="auto" w:fill="FFFFFF"/>
-          <w:lang w:val="ru-RU"/>
-        </w:rPr>
-        <w:tab/>
-      </w:r>
-      <w:proofErr w:type="spellStart"/>
-      <w:r>
-        <w:rPr>
-          <w:rFonts w:ascii="Lucida Console" w:hAnsi="Lucida Console" w:cs="Lucida Console"/>
-          <w:sz w:val="12"/>
-          <w:szCs w:val="12"/>
-          <w:shd w:val="clear" w:color="auto" w:fill="FFFFFF"/>
-          <w:lang w:val="ru-RU"/>
-        </w:rPr>
-        <w:t>КонецЕсли</w:t>
-      </w:r>
-      <w:proofErr w:type="spellEnd"/>
-      <w:r>
-        <w:rPr>
-          <w:rFonts w:ascii="Lucida Console" w:hAnsi="Lucida Console" w:cs="Lucida Console"/>
-          <w:sz w:val="12"/>
-          <w:szCs w:val="12"/>
-          <w:shd w:val="clear" w:color="auto" w:fill="FFFFFF"/>
-          <w:lang w:val="ru-RU"/>
-        </w:rPr>
-        <w:t>;</w:t>
-      </w:r>
       <w:r>
         <w:rPr>
           <w:sz w:val="12"/>
